--- a/26年信息化项目资料/26年信息化项目资料/二本书相关/改数问题表.docx
+++ b/26年信息化项目资料/26年信息化项目资料/二本书相关/改数问题表.docx
@@ -196,8 +196,2950 @@
           <w:lang w:eastAsia="zh-CN"/>
         </w:rPr>
       </w:pPr>
+    </w:p>
+    <w:p>
+      <w:pPr>
+        <w:rPr>
+          <w:rFonts w:hint="default"/>
+          <w:color w:val="FF0000"/>
+          <w:lang w:val="en-US" w:eastAsia="zh-CN"/>
+        </w:rPr>
+      </w:pPr>
+      <w:r>
+        <w:rPr>
+          <w:rFonts w:hint="eastAsia"/>
+          <w:color w:val="FF0000"/>
+          <w:lang w:val="en-US" w:eastAsia="zh-CN"/>
+        </w:rPr>
+        <w:t>区域：</w:t>
+      </w:r>
+    </w:p>
+    <w:p>
+      <w:pPr>
+        <w:rPr>
+          <w:rFonts w:hint="eastAsia"/>
+          <w:color w:val="FF0000"/>
+          <w:lang w:eastAsia="zh-CN"/>
+        </w:rPr>
+      </w:pPr>
+      <w:r>
+        <w:rPr>
+          <w:rFonts w:hint="eastAsia"/>
+          <w:color w:val="FF0000"/>
+          <w:lang w:eastAsia="zh-CN"/>
+        </w:rPr>
+        <w:t>图2-6: 当年创新产出指数较上年提高百分点 ⚠️</w:t>
+      </w:r>
+    </w:p>
+    <w:p>
+      <w:pPr>
+        <w:rPr>
+          <w:rFonts w:hint="eastAsia"/>
+          <w:color w:val="FF0000"/>
+          <w:lang w:eastAsia="zh-CN"/>
+        </w:rPr>
+      </w:pPr>
+      <w:r>
+        <w:rPr>
+          <w:rFonts w:hint="eastAsia"/>
+          <w:color w:val="FF0000"/>
+          <w:lang w:eastAsia="zh-CN"/>
+        </w:rPr>
+        <w:t>- 校验结果 : 基本一致 (14/15一致，1项不一致)</w:t>
+      </w:r>
+    </w:p>
+    <w:p>
+      <w:pPr>
+        <w:rPr>
+          <w:rFonts w:hint="eastAsia"/>
+          <w:color w:val="FF0000"/>
+          <w:lang w:eastAsia="zh-CN"/>
+        </w:rPr>
+      </w:pPr>
+      <w:r>
+        <w:rPr>
+          <w:rFonts w:hint="eastAsia"/>
+          <w:color w:val="FF0000"/>
+          <w:lang w:eastAsia="zh-CN"/>
+        </w:rPr>
+        <w:t>- 不一致项 :</w:t>
+      </w:r>
+    </w:p>
+    <w:p>
+      <w:pPr>
+        <w:rPr>
+          <w:rFonts w:hint="eastAsia"/>
+          <w:color w:val="FF0000"/>
+          <w:lang w:eastAsia="zh-CN"/>
+        </w:rPr>
+      </w:pPr>
+      <w:r>
+        <w:rPr>
+          <w:rFonts w:hint="eastAsia"/>
+          <w:color w:val="FF0000"/>
+          <w:lang w:eastAsia="zh-CN"/>
+        </w:rPr>
+        <w:t xml:space="preserve">  - 济南 : 计算差值=14.82，图2-6显示=1.21，差异较大</w:t>
+      </w:r>
+    </w:p>
+    <w:p>
+      <w:pPr>
+        <w:rPr>
+          <w:rFonts w:hint="eastAsia"/>
+          <w:color w:val="FF0000"/>
+          <w:lang w:eastAsia="zh-CN"/>
+        </w:rPr>
+      </w:pPr>
+    </w:p>
+    <w:p>
+      <w:pPr>
+        <w:rPr>
+          <w:rFonts w:hint="default"/>
+          <w:color w:val="FF0000"/>
+          <w:lang w:val="en-US" w:eastAsia="zh-CN"/>
+        </w:rPr>
+      </w:pPr>
+      <w:r>
+        <w:rPr>
+          <w:rFonts w:hint="eastAsia"/>
+          <w:color w:val="FF0000"/>
+          <w:lang w:val="en-US" w:eastAsia="zh-CN"/>
+        </w:rPr>
+        <w:t>需与用户确认具体计算方式</w:t>
+      </w:r>
       <w:bookmarkStart w:id="0" w:name="_GoBack"/>
       <w:bookmarkEnd w:id="0"/>
+    </w:p>
+    <w:p>
+      <w:pPr>
+        <w:rPr>
+          <w:rFonts w:hint="eastAsia"/>
+          <w:lang w:eastAsia="zh-CN"/>
+        </w:rPr>
+      </w:pPr>
+    </w:p>
+    <w:p>
+      <w:pPr>
+        <w:rPr>
+          <w:rFonts w:hint="eastAsia"/>
+          <w:lang w:eastAsia="zh-CN"/>
+        </w:rPr>
+      </w:pPr>
+      <w:r>
+        <w:rPr>
+          <w:rFonts w:hint="eastAsia"/>
+          <w:lang w:eastAsia="zh-CN"/>
+        </w:rPr>
+        <w:t>图2-14 上年创新驱动指数</w:t>
+      </w:r>
+    </w:p>
+    <w:tbl>
+      <w:tblPr>
+        <w:tblStyle w:val="2"/>
+        <w:tblpPr w:leftFromText="180" w:rightFromText="180" w:vertAnchor="text" w:horzAnchor="page" w:tblpX="3162" w:tblpY="309"/>
+        <w:tblOverlap w:val="never"/>
+        <w:tblW w:w="1080" w:type="dxa"/>
+        <w:tblInd w:w="0" w:type="dxa"/>
+        <w:tblBorders>
+          <w:top w:val="none" w:color="auto" w:sz="0" w:space="0"/>
+          <w:left w:val="none" w:color="auto" w:sz="0" w:space="0"/>
+          <w:bottom w:val="none" w:color="auto" w:sz="0" w:space="0"/>
+          <w:right w:val="none" w:color="auto" w:sz="0" w:space="0"/>
+          <w:insideH w:val="none" w:color="auto" w:sz="0" w:space="0"/>
+          <w:insideV w:val="none" w:color="auto" w:sz="0" w:space="0"/>
+        </w:tblBorders>
+        <w:shd w:val="clear" w:color="auto" w:fill="auto"/>
+        <w:tblLayout w:type="autofit"/>
+        <w:tblCellMar>
+          <w:top w:w="0" w:type="dxa"/>
+          <w:left w:w="108" w:type="dxa"/>
+          <w:bottom w:w="0" w:type="dxa"/>
+          <w:right w:w="108" w:type="dxa"/>
+        </w:tblCellMar>
+      </w:tblPr>
+      <w:tblGrid>
+        <w:gridCol w:w="1080"/>
+      </w:tblGrid>
+      <w:tr>
+        <w:tblPrEx>
+          <w:tblBorders>
+            <w:top w:val="none" w:color="auto" w:sz="0" w:space="0"/>
+            <w:left w:val="none" w:color="auto" w:sz="0" w:space="0"/>
+            <w:bottom w:val="none" w:color="auto" w:sz="0" w:space="0"/>
+            <w:right w:val="none" w:color="auto" w:sz="0" w:space="0"/>
+            <w:insideH w:val="none" w:color="auto" w:sz="0" w:space="0"/>
+            <w:insideV w:val="none" w:color="auto" w:sz="0" w:space="0"/>
+          </w:tblBorders>
+          <w:shd w:val="clear" w:color="auto" w:fill="auto"/>
+        </w:tblPrEx>
+        <w:trPr>
+          <w:trHeight w:val="280" w:hRule="atLeast"/>
+        </w:trPr>
+        <w:tc>
+          <w:tcPr>
+            <w:tcW w:w="1080" w:type="dxa"/>
+            <w:tcBorders>
+              <w:top w:val="nil"/>
+              <w:left w:val="nil"/>
+              <w:bottom w:val="nil"/>
+              <w:right w:val="nil"/>
+            </w:tcBorders>
+            <w:shd w:val="clear" w:color="auto" w:fill="auto"/>
+            <w:noWrap/>
+            <w:vAlign w:val="bottom"/>
+          </w:tcPr>
+          <w:p>
+            <w:pPr>
+              <w:keepNext w:val="0"/>
+              <w:keepLines w:val="0"/>
+              <w:widowControl/>
+              <w:suppressLineNumbers w:val="0"/>
+              <w:jc w:val="left"/>
+              <w:textAlignment w:val="bottom"/>
+              <w:rPr>
+                <w:rFonts w:ascii="等线" w:hAnsi="等线" w:eastAsia="等线" w:cs="等线"/>
+                <w:i w:val="0"/>
+                <w:iCs w:val="0"/>
+                <w:color w:val="000000"/>
+                <w:sz w:val="22"/>
+                <w:szCs w:val="22"/>
+                <w:u w:val="none"/>
+              </w:rPr>
+            </w:pPr>
+            <w:r>
+              <w:rPr>
+                <w:rFonts w:hint="eastAsia" w:ascii="等线" w:hAnsi="等线" w:eastAsia="等线" w:cs="等线"/>
+                <w:i w:val="0"/>
+                <w:iCs w:val="0"/>
+                <w:color w:val="000000"/>
+                <w:kern w:val="0"/>
+                <w:sz w:val="22"/>
+                <w:szCs w:val="22"/>
+                <w:u w:val="none"/>
+                <w:lang w:val="en-US" w:eastAsia="zh-CN" w:bidi="ar"/>
+              </w:rPr>
+              <w:t>创新驱动</w:t>
+            </w:r>
+          </w:p>
+        </w:tc>
+      </w:tr>
+      <w:tr>
+        <w:tblPrEx>
+          <w:tblBorders>
+            <w:top w:val="none" w:color="auto" w:sz="0" w:space="0"/>
+            <w:left w:val="none" w:color="auto" w:sz="0" w:space="0"/>
+            <w:bottom w:val="none" w:color="auto" w:sz="0" w:space="0"/>
+            <w:right w:val="none" w:color="auto" w:sz="0" w:space="0"/>
+            <w:insideH w:val="none" w:color="auto" w:sz="0" w:space="0"/>
+            <w:insideV w:val="none" w:color="auto" w:sz="0" w:space="0"/>
+          </w:tblBorders>
+          <w:shd w:val="clear" w:color="auto" w:fill="auto"/>
+          <w:tblCellMar>
+            <w:top w:w="0" w:type="dxa"/>
+            <w:left w:w="108" w:type="dxa"/>
+            <w:bottom w:w="0" w:type="dxa"/>
+            <w:right w:w="108" w:type="dxa"/>
+          </w:tblCellMar>
+        </w:tblPrEx>
+        <w:trPr>
+          <w:trHeight w:val="280" w:hRule="atLeast"/>
+        </w:trPr>
+        <w:tc>
+          <w:tcPr>
+            <w:tcW w:w="1080" w:type="dxa"/>
+            <w:tcBorders>
+              <w:top w:val="nil"/>
+              <w:left w:val="nil"/>
+              <w:bottom w:val="nil"/>
+              <w:right w:val="nil"/>
+            </w:tcBorders>
+            <w:shd w:val="clear" w:color="auto" w:fill="auto"/>
+            <w:noWrap/>
+            <w:vAlign w:val="bottom"/>
+          </w:tcPr>
+          <w:p>
+            <w:pPr>
+              <w:keepNext w:val="0"/>
+              <w:keepLines w:val="0"/>
+              <w:widowControl/>
+              <w:suppressLineNumbers w:val="0"/>
+              <w:jc w:val="right"/>
+              <w:textAlignment w:val="bottom"/>
+              <w:rPr>
+                <w:rFonts w:hint="eastAsia" w:ascii="等线" w:hAnsi="等线" w:eastAsia="等线" w:cs="等线"/>
+                <w:i w:val="0"/>
+                <w:iCs w:val="0"/>
+                <w:color w:val="000000"/>
+                <w:sz w:val="22"/>
+                <w:szCs w:val="22"/>
+                <w:u w:val="none"/>
+              </w:rPr>
+            </w:pPr>
+            <w:r>
+              <w:rPr>
+                <w:rFonts w:hint="eastAsia" w:ascii="等线" w:hAnsi="等线" w:eastAsia="等线" w:cs="等线"/>
+                <w:i w:val="0"/>
+                <w:iCs w:val="0"/>
+                <w:color w:val="000000"/>
+                <w:kern w:val="0"/>
+                <w:sz w:val="22"/>
+                <w:szCs w:val="22"/>
+                <w:u w:val="none"/>
+                <w:lang w:val="en-US" w:eastAsia="zh-CN" w:bidi="ar"/>
+              </w:rPr>
+              <w:t xml:space="preserve">106.82 </w:t>
+            </w:r>
+          </w:p>
+        </w:tc>
+      </w:tr>
+      <w:tr>
+        <w:tblPrEx>
+          <w:tblBorders>
+            <w:top w:val="none" w:color="auto" w:sz="0" w:space="0"/>
+            <w:left w:val="none" w:color="auto" w:sz="0" w:space="0"/>
+            <w:bottom w:val="none" w:color="auto" w:sz="0" w:space="0"/>
+            <w:right w:val="none" w:color="auto" w:sz="0" w:space="0"/>
+            <w:insideH w:val="none" w:color="auto" w:sz="0" w:space="0"/>
+            <w:insideV w:val="none" w:color="auto" w:sz="0" w:space="0"/>
+          </w:tblBorders>
+          <w:tblCellMar>
+            <w:top w:w="0" w:type="dxa"/>
+            <w:left w:w="108" w:type="dxa"/>
+            <w:bottom w:w="0" w:type="dxa"/>
+            <w:right w:w="108" w:type="dxa"/>
+          </w:tblCellMar>
+        </w:tblPrEx>
+        <w:trPr>
+          <w:trHeight w:val="280" w:hRule="atLeast"/>
+        </w:trPr>
+        <w:tc>
+          <w:tcPr>
+            <w:tcW w:w="1080" w:type="dxa"/>
+            <w:tcBorders>
+              <w:top w:val="nil"/>
+              <w:left w:val="nil"/>
+              <w:bottom w:val="nil"/>
+              <w:right w:val="nil"/>
+            </w:tcBorders>
+            <w:shd w:val="clear" w:color="auto" w:fill="auto"/>
+            <w:noWrap/>
+            <w:vAlign w:val="bottom"/>
+          </w:tcPr>
+          <w:p>
+            <w:pPr>
+              <w:keepNext w:val="0"/>
+              <w:keepLines w:val="0"/>
+              <w:widowControl/>
+              <w:suppressLineNumbers w:val="0"/>
+              <w:jc w:val="right"/>
+              <w:textAlignment w:val="bottom"/>
+              <w:rPr>
+                <w:rFonts w:hint="eastAsia" w:ascii="等线" w:hAnsi="等线" w:eastAsia="等线" w:cs="等线"/>
+                <w:i w:val="0"/>
+                <w:iCs w:val="0"/>
+                <w:color w:val="000000"/>
+                <w:sz w:val="22"/>
+                <w:szCs w:val="22"/>
+                <w:u w:val="none"/>
+              </w:rPr>
+            </w:pPr>
+            <w:r>
+              <w:rPr>
+                <w:rFonts w:hint="eastAsia" w:ascii="等线" w:hAnsi="等线" w:eastAsia="等线" w:cs="等线"/>
+                <w:i w:val="0"/>
+                <w:iCs w:val="0"/>
+                <w:color w:val="000000"/>
+                <w:kern w:val="0"/>
+                <w:sz w:val="22"/>
+                <w:szCs w:val="22"/>
+                <w:u w:val="none"/>
+                <w:lang w:val="en-US" w:eastAsia="zh-CN" w:bidi="ar"/>
+              </w:rPr>
+              <w:t xml:space="preserve">105.72 </w:t>
+            </w:r>
+          </w:p>
+        </w:tc>
+      </w:tr>
+      <w:tr>
+        <w:tblPrEx>
+          <w:tblBorders>
+            <w:top w:val="none" w:color="auto" w:sz="0" w:space="0"/>
+            <w:left w:val="none" w:color="auto" w:sz="0" w:space="0"/>
+            <w:bottom w:val="none" w:color="auto" w:sz="0" w:space="0"/>
+            <w:right w:val="none" w:color="auto" w:sz="0" w:space="0"/>
+            <w:insideH w:val="none" w:color="auto" w:sz="0" w:space="0"/>
+            <w:insideV w:val="none" w:color="auto" w:sz="0" w:space="0"/>
+          </w:tblBorders>
+          <w:shd w:val="clear" w:color="auto" w:fill="auto"/>
+          <w:tblCellMar>
+            <w:top w:w="0" w:type="dxa"/>
+            <w:left w:w="108" w:type="dxa"/>
+            <w:bottom w:w="0" w:type="dxa"/>
+            <w:right w:w="108" w:type="dxa"/>
+          </w:tblCellMar>
+        </w:tblPrEx>
+        <w:trPr>
+          <w:trHeight w:val="280" w:hRule="atLeast"/>
+        </w:trPr>
+        <w:tc>
+          <w:tcPr>
+            <w:tcW w:w="1080" w:type="dxa"/>
+            <w:tcBorders>
+              <w:top w:val="nil"/>
+              <w:left w:val="nil"/>
+              <w:bottom w:val="nil"/>
+              <w:right w:val="nil"/>
+            </w:tcBorders>
+            <w:shd w:val="clear" w:color="auto" w:fill="auto"/>
+            <w:noWrap/>
+            <w:vAlign w:val="bottom"/>
+          </w:tcPr>
+          <w:p>
+            <w:pPr>
+              <w:keepNext w:val="0"/>
+              <w:keepLines w:val="0"/>
+              <w:widowControl/>
+              <w:suppressLineNumbers w:val="0"/>
+              <w:jc w:val="right"/>
+              <w:textAlignment w:val="bottom"/>
+              <w:rPr>
+                <w:rFonts w:hint="eastAsia" w:ascii="等线" w:hAnsi="等线" w:eastAsia="等线" w:cs="等线"/>
+                <w:i w:val="0"/>
+                <w:iCs w:val="0"/>
+                <w:color w:val="000000"/>
+                <w:sz w:val="22"/>
+                <w:szCs w:val="22"/>
+                <w:u w:val="none"/>
+              </w:rPr>
+            </w:pPr>
+            <w:r>
+              <w:rPr>
+                <w:rFonts w:hint="eastAsia" w:ascii="等线" w:hAnsi="等线" w:eastAsia="等线" w:cs="等线"/>
+                <w:i w:val="0"/>
+                <w:iCs w:val="0"/>
+                <w:color w:val="000000"/>
+                <w:kern w:val="0"/>
+                <w:sz w:val="22"/>
+                <w:szCs w:val="22"/>
+                <w:u w:val="none"/>
+                <w:lang w:val="en-US" w:eastAsia="zh-CN" w:bidi="ar"/>
+              </w:rPr>
+              <w:t xml:space="preserve">78.53 </w:t>
+            </w:r>
+          </w:p>
+        </w:tc>
+      </w:tr>
+      <w:tr>
+        <w:tblPrEx>
+          <w:tblBorders>
+            <w:top w:val="none" w:color="auto" w:sz="0" w:space="0"/>
+            <w:left w:val="none" w:color="auto" w:sz="0" w:space="0"/>
+            <w:bottom w:val="none" w:color="auto" w:sz="0" w:space="0"/>
+            <w:right w:val="none" w:color="auto" w:sz="0" w:space="0"/>
+            <w:insideH w:val="none" w:color="auto" w:sz="0" w:space="0"/>
+            <w:insideV w:val="none" w:color="auto" w:sz="0" w:space="0"/>
+          </w:tblBorders>
+          <w:shd w:val="clear" w:color="auto" w:fill="auto"/>
+          <w:tblCellMar>
+            <w:top w:w="0" w:type="dxa"/>
+            <w:left w:w="108" w:type="dxa"/>
+            <w:bottom w:w="0" w:type="dxa"/>
+            <w:right w:w="108" w:type="dxa"/>
+          </w:tblCellMar>
+        </w:tblPrEx>
+        <w:trPr>
+          <w:trHeight w:val="280" w:hRule="atLeast"/>
+        </w:trPr>
+        <w:tc>
+          <w:tcPr>
+            <w:tcW w:w="1080" w:type="dxa"/>
+            <w:tcBorders>
+              <w:top w:val="nil"/>
+              <w:left w:val="nil"/>
+              <w:bottom w:val="nil"/>
+              <w:right w:val="nil"/>
+            </w:tcBorders>
+            <w:shd w:val="clear" w:color="auto" w:fill="auto"/>
+            <w:noWrap/>
+            <w:vAlign w:val="bottom"/>
+          </w:tcPr>
+          <w:p>
+            <w:pPr>
+              <w:keepNext w:val="0"/>
+              <w:keepLines w:val="0"/>
+              <w:widowControl/>
+              <w:suppressLineNumbers w:val="0"/>
+              <w:jc w:val="right"/>
+              <w:textAlignment w:val="bottom"/>
+              <w:rPr>
+                <w:rFonts w:hint="eastAsia" w:ascii="等线" w:hAnsi="等线" w:eastAsia="等线" w:cs="等线"/>
+                <w:i w:val="0"/>
+                <w:iCs w:val="0"/>
+                <w:color w:val="000000"/>
+                <w:sz w:val="22"/>
+                <w:szCs w:val="22"/>
+                <w:u w:val="none"/>
+              </w:rPr>
+            </w:pPr>
+            <w:r>
+              <w:rPr>
+                <w:rFonts w:hint="eastAsia" w:ascii="等线" w:hAnsi="等线" w:eastAsia="等线" w:cs="等线"/>
+                <w:i w:val="0"/>
+                <w:iCs w:val="0"/>
+                <w:color w:val="000000"/>
+                <w:kern w:val="0"/>
+                <w:sz w:val="22"/>
+                <w:szCs w:val="22"/>
+                <w:u w:val="none"/>
+                <w:lang w:val="en-US" w:eastAsia="zh-CN" w:bidi="ar"/>
+              </w:rPr>
+              <w:t xml:space="preserve">64.51 </w:t>
+            </w:r>
+          </w:p>
+        </w:tc>
+      </w:tr>
+      <w:tr>
+        <w:tblPrEx>
+          <w:tblBorders>
+            <w:top w:val="none" w:color="auto" w:sz="0" w:space="0"/>
+            <w:left w:val="none" w:color="auto" w:sz="0" w:space="0"/>
+            <w:bottom w:val="none" w:color="auto" w:sz="0" w:space="0"/>
+            <w:right w:val="none" w:color="auto" w:sz="0" w:space="0"/>
+            <w:insideH w:val="none" w:color="auto" w:sz="0" w:space="0"/>
+            <w:insideV w:val="none" w:color="auto" w:sz="0" w:space="0"/>
+          </w:tblBorders>
+          <w:shd w:val="clear" w:color="auto" w:fill="auto"/>
+          <w:tblCellMar>
+            <w:top w:w="0" w:type="dxa"/>
+            <w:left w:w="108" w:type="dxa"/>
+            <w:bottom w:w="0" w:type="dxa"/>
+            <w:right w:w="108" w:type="dxa"/>
+          </w:tblCellMar>
+        </w:tblPrEx>
+        <w:trPr>
+          <w:trHeight w:val="280" w:hRule="atLeast"/>
+        </w:trPr>
+        <w:tc>
+          <w:tcPr>
+            <w:tcW w:w="1080" w:type="dxa"/>
+            <w:tcBorders>
+              <w:top w:val="nil"/>
+              <w:left w:val="nil"/>
+              <w:bottom w:val="nil"/>
+              <w:right w:val="nil"/>
+            </w:tcBorders>
+            <w:shd w:val="clear" w:color="auto" w:fill="auto"/>
+            <w:noWrap/>
+            <w:vAlign w:val="bottom"/>
+          </w:tcPr>
+          <w:p>
+            <w:pPr>
+              <w:keepNext w:val="0"/>
+              <w:keepLines w:val="0"/>
+              <w:widowControl/>
+              <w:suppressLineNumbers w:val="0"/>
+              <w:jc w:val="right"/>
+              <w:textAlignment w:val="bottom"/>
+              <w:rPr>
+                <w:rFonts w:hint="eastAsia" w:ascii="等线" w:hAnsi="等线" w:eastAsia="等线" w:cs="等线"/>
+                <w:i w:val="0"/>
+                <w:iCs w:val="0"/>
+                <w:color w:val="000000"/>
+                <w:sz w:val="22"/>
+                <w:szCs w:val="22"/>
+                <w:u w:val="none"/>
+              </w:rPr>
+            </w:pPr>
+            <w:r>
+              <w:rPr>
+                <w:rFonts w:hint="eastAsia" w:ascii="等线" w:hAnsi="等线" w:eastAsia="等线" w:cs="等线"/>
+                <w:i w:val="0"/>
+                <w:iCs w:val="0"/>
+                <w:color w:val="000000"/>
+                <w:kern w:val="0"/>
+                <w:sz w:val="22"/>
+                <w:szCs w:val="22"/>
+                <w:u w:val="none"/>
+                <w:lang w:val="en-US" w:eastAsia="zh-CN" w:bidi="ar"/>
+              </w:rPr>
+              <w:t xml:space="preserve">86.90 </w:t>
+            </w:r>
+          </w:p>
+        </w:tc>
+      </w:tr>
+      <w:tr>
+        <w:tblPrEx>
+          <w:tblBorders>
+            <w:top w:val="none" w:color="auto" w:sz="0" w:space="0"/>
+            <w:left w:val="none" w:color="auto" w:sz="0" w:space="0"/>
+            <w:bottom w:val="none" w:color="auto" w:sz="0" w:space="0"/>
+            <w:right w:val="none" w:color="auto" w:sz="0" w:space="0"/>
+            <w:insideH w:val="none" w:color="auto" w:sz="0" w:space="0"/>
+            <w:insideV w:val="none" w:color="auto" w:sz="0" w:space="0"/>
+          </w:tblBorders>
+          <w:shd w:val="clear" w:color="auto" w:fill="auto"/>
+          <w:tblCellMar>
+            <w:top w:w="0" w:type="dxa"/>
+            <w:left w:w="108" w:type="dxa"/>
+            <w:bottom w:w="0" w:type="dxa"/>
+            <w:right w:w="108" w:type="dxa"/>
+          </w:tblCellMar>
+        </w:tblPrEx>
+        <w:trPr>
+          <w:trHeight w:val="280" w:hRule="atLeast"/>
+        </w:trPr>
+        <w:tc>
+          <w:tcPr>
+            <w:tcW w:w="1080" w:type="dxa"/>
+            <w:tcBorders>
+              <w:top w:val="nil"/>
+              <w:left w:val="nil"/>
+              <w:bottom w:val="nil"/>
+              <w:right w:val="nil"/>
+            </w:tcBorders>
+            <w:shd w:val="clear" w:color="auto" w:fill="auto"/>
+            <w:noWrap/>
+            <w:vAlign w:val="bottom"/>
+          </w:tcPr>
+          <w:p>
+            <w:pPr>
+              <w:keepNext w:val="0"/>
+              <w:keepLines w:val="0"/>
+              <w:widowControl/>
+              <w:suppressLineNumbers w:val="0"/>
+              <w:jc w:val="right"/>
+              <w:textAlignment w:val="bottom"/>
+              <w:rPr>
+                <w:rFonts w:hint="eastAsia" w:ascii="等线" w:hAnsi="等线" w:eastAsia="等线" w:cs="等线"/>
+                <w:i w:val="0"/>
+                <w:iCs w:val="0"/>
+                <w:color w:val="000000"/>
+                <w:sz w:val="22"/>
+                <w:szCs w:val="22"/>
+                <w:u w:val="none"/>
+              </w:rPr>
+            </w:pPr>
+            <w:r>
+              <w:rPr>
+                <w:rFonts w:hint="eastAsia" w:ascii="等线" w:hAnsi="等线" w:eastAsia="等线" w:cs="等线"/>
+                <w:i w:val="0"/>
+                <w:iCs w:val="0"/>
+                <w:color w:val="000000"/>
+                <w:kern w:val="0"/>
+                <w:sz w:val="22"/>
+                <w:szCs w:val="22"/>
+                <w:u w:val="none"/>
+                <w:lang w:val="en-US" w:eastAsia="zh-CN" w:bidi="ar"/>
+              </w:rPr>
+              <w:t xml:space="preserve">96.31 </w:t>
+            </w:r>
+          </w:p>
+        </w:tc>
+      </w:tr>
+      <w:tr>
+        <w:tblPrEx>
+          <w:tblBorders>
+            <w:top w:val="none" w:color="auto" w:sz="0" w:space="0"/>
+            <w:left w:val="none" w:color="auto" w:sz="0" w:space="0"/>
+            <w:bottom w:val="none" w:color="auto" w:sz="0" w:space="0"/>
+            <w:right w:val="none" w:color="auto" w:sz="0" w:space="0"/>
+            <w:insideH w:val="none" w:color="auto" w:sz="0" w:space="0"/>
+            <w:insideV w:val="none" w:color="auto" w:sz="0" w:space="0"/>
+          </w:tblBorders>
+          <w:tblCellMar>
+            <w:top w:w="0" w:type="dxa"/>
+            <w:left w:w="108" w:type="dxa"/>
+            <w:bottom w:w="0" w:type="dxa"/>
+            <w:right w:w="108" w:type="dxa"/>
+          </w:tblCellMar>
+        </w:tblPrEx>
+        <w:trPr>
+          <w:trHeight w:val="280" w:hRule="atLeast"/>
+        </w:trPr>
+        <w:tc>
+          <w:tcPr>
+            <w:tcW w:w="1080" w:type="dxa"/>
+            <w:tcBorders>
+              <w:top w:val="nil"/>
+              <w:left w:val="nil"/>
+              <w:bottom w:val="nil"/>
+              <w:right w:val="nil"/>
+            </w:tcBorders>
+            <w:shd w:val="clear" w:color="auto" w:fill="auto"/>
+            <w:noWrap/>
+            <w:vAlign w:val="bottom"/>
+          </w:tcPr>
+          <w:p>
+            <w:pPr>
+              <w:keepNext w:val="0"/>
+              <w:keepLines w:val="0"/>
+              <w:widowControl/>
+              <w:suppressLineNumbers w:val="0"/>
+              <w:jc w:val="right"/>
+              <w:textAlignment w:val="bottom"/>
+              <w:rPr>
+                <w:rFonts w:hint="eastAsia" w:ascii="等线" w:hAnsi="等线" w:eastAsia="等线" w:cs="等线"/>
+                <w:i w:val="0"/>
+                <w:iCs w:val="0"/>
+                <w:color w:val="000000"/>
+                <w:sz w:val="22"/>
+                <w:szCs w:val="22"/>
+                <w:u w:val="none"/>
+              </w:rPr>
+            </w:pPr>
+            <w:r>
+              <w:rPr>
+                <w:rFonts w:hint="eastAsia" w:ascii="等线" w:hAnsi="等线" w:eastAsia="等线" w:cs="等线"/>
+                <w:i w:val="0"/>
+                <w:iCs w:val="0"/>
+                <w:color w:val="000000"/>
+                <w:kern w:val="0"/>
+                <w:sz w:val="22"/>
+                <w:szCs w:val="22"/>
+                <w:u w:val="none"/>
+                <w:lang w:val="en-US" w:eastAsia="zh-CN" w:bidi="ar"/>
+              </w:rPr>
+              <w:t xml:space="preserve">73.78 </w:t>
+            </w:r>
+          </w:p>
+        </w:tc>
+      </w:tr>
+      <w:tr>
+        <w:tblPrEx>
+          <w:tblBorders>
+            <w:top w:val="none" w:color="auto" w:sz="0" w:space="0"/>
+            <w:left w:val="none" w:color="auto" w:sz="0" w:space="0"/>
+            <w:bottom w:val="none" w:color="auto" w:sz="0" w:space="0"/>
+            <w:right w:val="none" w:color="auto" w:sz="0" w:space="0"/>
+            <w:insideH w:val="none" w:color="auto" w:sz="0" w:space="0"/>
+            <w:insideV w:val="none" w:color="auto" w:sz="0" w:space="0"/>
+          </w:tblBorders>
+          <w:tblCellMar>
+            <w:top w:w="0" w:type="dxa"/>
+            <w:left w:w="108" w:type="dxa"/>
+            <w:bottom w:w="0" w:type="dxa"/>
+            <w:right w:w="108" w:type="dxa"/>
+          </w:tblCellMar>
+        </w:tblPrEx>
+        <w:trPr>
+          <w:trHeight w:val="280" w:hRule="atLeast"/>
+        </w:trPr>
+        <w:tc>
+          <w:tcPr>
+            <w:tcW w:w="1080" w:type="dxa"/>
+            <w:tcBorders>
+              <w:top w:val="nil"/>
+              <w:left w:val="nil"/>
+              <w:bottom w:val="nil"/>
+              <w:right w:val="nil"/>
+            </w:tcBorders>
+            <w:shd w:val="clear" w:color="auto" w:fill="auto"/>
+            <w:noWrap/>
+            <w:vAlign w:val="bottom"/>
+          </w:tcPr>
+          <w:p>
+            <w:pPr>
+              <w:keepNext w:val="0"/>
+              <w:keepLines w:val="0"/>
+              <w:widowControl/>
+              <w:suppressLineNumbers w:val="0"/>
+              <w:jc w:val="right"/>
+              <w:textAlignment w:val="bottom"/>
+              <w:rPr>
+                <w:rFonts w:hint="eastAsia" w:ascii="等线" w:hAnsi="等线" w:eastAsia="等线" w:cs="等线"/>
+                <w:i w:val="0"/>
+                <w:iCs w:val="0"/>
+                <w:color w:val="000000"/>
+                <w:sz w:val="22"/>
+                <w:szCs w:val="22"/>
+                <w:u w:val="none"/>
+              </w:rPr>
+            </w:pPr>
+            <w:r>
+              <w:rPr>
+                <w:rFonts w:hint="eastAsia" w:ascii="等线" w:hAnsi="等线" w:eastAsia="等线" w:cs="等线"/>
+                <w:i w:val="0"/>
+                <w:iCs w:val="0"/>
+                <w:color w:val="000000"/>
+                <w:kern w:val="0"/>
+                <w:sz w:val="22"/>
+                <w:szCs w:val="22"/>
+                <w:u w:val="none"/>
+                <w:lang w:val="en-US" w:eastAsia="zh-CN" w:bidi="ar"/>
+              </w:rPr>
+              <w:t xml:space="preserve">67.82 </w:t>
+            </w:r>
+          </w:p>
+        </w:tc>
+      </w:tr>
+      <w:tr>
+        <w:tblPrEx>
+          <w:tblBorders>
+            <w:top w:val="none" w:color="auto" w:sz="0" w:space="0"/>
+            <w:left w:val="none" w:color="auto" w:sz="0" w:space="0"/>
+            <w:bottom w:val="none" w:color="auto" w:sz="0" w:space="0"/>
+            <w:right w:val="none" w:color="auto" w:sz="0" w:space="0"/>
+            <w:insideH w:val="none" w:color="auto" w:sz="0" w:space="0"/>
+            <w:insideV w:val="none" w:color="auto" w:sz="0" w:space="0"/>
+          </w:tblBorders>
+          <w:tblCellMar>
+            <w:top w:w="0" w:type="dxa"/>
+            <w:left w:w="108" w:type="dxa"/>
+            <w:bottom w:w="0" w:type="dxa"/>
+            <w:right w:w="108" w:type="dxa"/>
+          </w:tblCellMar>
+        </w:tblPrEx>
+        <w:trPr>
+          <w:trHeight w:val="280" w:hRule="atLeast"/>
+        </w:trPr>
+        <w:tc>
+          <w:tcPr>
+            <w:tcW w:w="1080" w:type="dxa"/>
+            <w:tcBorders>
+              <w:top w:val="nil"/>
+              <w:left w:val="nil"/>
+              <w:bottom w:val="nil"/>
+              <w:right w:val="nil"/>
+            </w:tcBorders>
+            <w:shd w:val="clear" w:color="auto" w:fill="auto"/>
+            <w:noWrap/>
+            <w:vAlign w:val="bottom"/>
+          </w:tcPr>
+          <w:p>
+            <w:pPr>
+              <w:keepNext w:val="0"/>
+              <w:keepLines w:val="0"/>
+              <w:widowControl/>
+              <w:suppressLineNumbers w:val="0"/>
+              <w:jc w:val="right"/>
+              <w:textAlignment w:val="bottom"/>
+              <w:rPr>
+                <w:rFonts w:hint="eastAsia" w:ascii="等线" w:hAnsi="等线" w:eastAsia="等线" w:cs="等线"/>
+                <w:i w:val="0"/>
+                <w:iCs w:val="0"/>
+                <w:color w:val="000000"/>
+                <w:sz w:val="22"/>
+                <w:szCs w:val="22"/>
+                <w:u w:val="none"/>
+              </w:rPr>
+            </w:pPr>
+            <w:r>
+              <w:rPr>
+                <w:rFonts w:hint="eastAsia" w:ascii="等线" w:hAnsi="等线" w:eastAsia="等线" w:cs="等线"/>
+                <w:i w:val="0"/>
+                <w:iCs w:val="0"/>
+                <w:color w:val="000000"/>
+                <w:kern w:val="0"/>
+                <w:sz w:val="22"/>
+                <w:szCs w:val="22"/>
+                <w:u w:val="none"/>
+                <w:lang w:val="en-US" w:eastAsia="zh-CN" w:bidi="ar"/>
+              </w:rPr>
+              <w:t xml:space="preserve">76.34 </w:t>
+            </w:r>
+          </w:p>
+        </w:tc>
+      </w:tr>
+      <w:tr>
+        <w:tblPrEx>
+          <w:tblBorders>
+            <w:top w:val="none" w:color="auto" w:sz="0" w:space="0"/>
+            <w:left w:val="none" w:color="auto" w:sz="0" w:space="0"/>
+            <w:bottom w:val="none" w:color="auto" w:sz="0" w:space="0"/>
+            <w:right w:val="none" w:color="auto" w:sz="0" w:space="0"/>
+            <w:insideH w:val="none" w:color="auto" w:sz="0" w:space="0"/>
+            <w:insideV w:val="none" w:color="auto" w:sz="0" w:space="0"/>
+          </w:tblBorders>
+          <w:shd w:val="clear" w:color="auto" w:fill="auto"/>
+          <w:tblCellMar>
+            <w:top w:w="0" w:type="dxa"/>
+            <w:left w:w="108" w:type="dxa"/>
+            <w:bottom w:w="0" w:type="dxa"/>
+            <w:right w:w="108" w:type="dxa"/>
+          </w:tblCellMar>
+        </w:tblPrEx>
+        <w:trPr>
+          <w:trHeight w:val="280" w:hRule="atLeast"/>
+        </w:trPr>
+        <w:tc>
+          <w:tcPr>
+            <w:tcW w:w="1080" w:type="dxa"/>
+            <w:tcBorders>
+              <w:top w:val="nil"/>
+              <w:left w:val="nil"/>
+              <w:bottom w:val="nil"/>
+              <w:right w:val="nil"/>
+            </w:tcBorders>
+            <w:shd w:val="clear" w:color="auto" w:fill="auto"/>
+            <w:noWrap/>
+            <w:vAlign w:val="bottom"/>
+          </w:tcPr>
+          <w:p>
+            <w:pPr>
+              <w:keepNext w:val="0"/>
+              <w:keepLines w:val="0"/>
+              <w:widowControl/>
+              <w:suppressLineNumbers w:val="0"/>
+              <w:jc w:val="right"/>
+              <w:textAlignment w:val="bottom"/>
+              <w:rPr>
+                <w:rFonts w:hint="eastAsia" w:ascii="等线" w:hAnsi="等线" w:eastAsia="等线" w:cs="等线"/>
+                <w:i w:val="0"/>
+                <w:iCs w:val="0"/>
+                <w:color w:val="000000"/>
+                <w:sz w:val="22"/>
+                <w:szCs w:val="22"/>
+                <w:u w:val="none"/>
+              </w:rPr>
+            </w:pPr>
+            <w:r>
+              <w:rPr>
+                <w:rFonts w:hint="eastAsia" w:ascii="等线" w:hAnsi="等线" w:eastAsia="等线" w:cs="等线"/>
+                <w:i w:val="0"/>
+                <w:iCs w:val="0"/>
+                <w:color w:val="000000"/>
+                <w:kern w:val="0"/>
+                <w:sz w:val="22"/>
+                <w:szCs w:val="22"/>
+                <w:u w:val="none"/>
+                <w:lang w:val="en-US" w:eastAsia="zh-CN" w:bidi="ar"/>
+              </w:rPr>
+              <w:t xml:space="preserve">98.77 </w:t>
+            </w:r>
+          </w:p>
+        </w:tc>
+      </w:tr>
+      <w:tr>
+        <w:tblPrEx>
+          <w:tblBorders>
+            <w:top w:val="none" w:color="auto" w:sz="0" w:space="0"/>
+            <w:left w:val="none" w:color="auto" w:sz="0" w:space="0"/>
+            <w:bottom w:val="none" w:color="auto" w:sz="0" w:space="0"/>
+            <w:right w:val="none" w:color="auto" w:sz="0" w:space="0"/>
+            <w:insideH w:val="none" w:color="auto" w:sz="0" w:space="0"/>
+            <w:insideV w:val="none" w:color="auto" w:sz="0" w:space="0"/>
+          </w:tblBorders>
+          <w:tblCellMar>
+            <w:top w:w="0" w:type="dxa"/>
+            <w:left w:w="108" w:type="dxa"/>
+            <w:bottom w:w="0" w:type="dxa"/>
+            <w:right w:w="108" w:type="dxa"/>
+          </w:tblCellMar>
+        </w:tblPrEx>
+        <w:trPr>
+          <w:trHeight w:val="280" w:hRule="atLeast"/>
+        </w:trPr>
+        <w:tc>
+          <w:tcPr>
+            <w:tcW w:w="1080" w:type="dxa"/>
+            <w:tcBorders>
+              <w:top w:val="nil"/>
+              <w:left w:val="nil"/>
+              <w:bottom w:val="nil"/>
+              <w:right w:val="nil"/>
+            </w:tcBorders>
+            <w:shd w:val="clear" w:color="auto" w:fill="auto"/>
+            <w:noWrap/>
+            <w:vAlign w:val="bottom"/>
+          </w:tcPr>
+          <w:p>
+            <w:pPr>
+              <w:keepNext w:val="0"/>
+              <w:keepLines w:val="0"/>
+              <w:widowControl/>
+              <w:suppressLineNumbers w:val="0"/>
+              <w:jc w:val="right"/>
+              <w:textAlignment w:val="bottom"/>
+              <w:rPr>
+                <w:rFonts w:hint="eastAsia" w:ascii="等线" w:hAnsi="等线" w:eastAsia="等线" w:cs="等线"/>
+                <w:i w:val="0"/>
+                <w:iCs w:val="0"/>
+                <w:color w:val="000000"/>
+                <w:sz w:val="22"/>
+                <w:szCs w:val="22"/>
+                <w:u w:val="none"/>
+              </w:rPr>
+            </w:pPr>
+            <w:r>
+              <w:rPr>
+                <w:rFonts w:hint="eastAsia" w:ascii="等线" w:hAnsi="等线" w:eastAsia="等线" w:cs="等线"/>
+                <w:i w:val="0"/>
+                <w:iCs w:val="0"/>
+                <w:color w:val="000000"/>
+                <w:kern w:val="0"/>
+                <w:sz w:val="22"/>
+                <w:szCs w:val="22"/>
+                <w:u w:val="none"/>
+                <w:lang w:val="en-US" w:eastAsia="zh-CN" w:bidi="ar"/>
+              </w:rPr>
+              <w:t xml:space="preserve">53.71 </w:t>
+            </w:r>
+          </w:p>
+        </w:tc>
+      </w:tr>
+      <w:tr>
+        <w:tblPrEx>
+          <w:tblBorders>
+            <w:top w:val="none" w:color="auto" w:sz="0" w:space="0"/>
+            <w:left w:val="none" w:color="auto" w:sz="0" w:space="0"/>
+            <w:bottom w:val="none" w:color="auto" w:sz="0" w:space="0"/>
+            <w:right w:val="none" w:color="auto" w:sz="0" w:space="0"/>
+            <w:insideH w:val="none" w:color="auto" w:sz="0" w:space="0"/>
+            <w:insideV w:val="none" w:color="auto" w:sz="0" w:space="0"/>
+          </w:tblBorders>
+          <w:shd w:val="clear" w:color="auto" w:fill="auto"/>
+          <w:tblCellMar>
+            <w:top w:w="0" w:type="dxa"/>
+            <w:left w:w="108" w:type="dxa"/>
+            <w:bottom w:w="0" w:type="dxa"/>
+            <w:right w:w="108" w:type="dxa"/>
+          </w:tblCellMar>
+        </w:tblPrEx>
+        <w:trPr>
+          <w:trHeight w:val="280" w:hRule="atLeast"/>
+        </w:trPr>
+        <w:tc>
+          <w:tcPr>
+            <w:tcW w:w="1080" w:type="dxa"/>
+            <w:tcBorders>
+              <w:top w:val="nil"/>
+              <w:left w:val="nil"/>
+              <w:bottom w:val="nil"/>
+              <w:right w:val="nil"/>
+            </w:tcBorders>
+            <w:shd w:val="clear" w:color="auto" w:fill="auto"/>
+            <w:noWrap/>
+            <w:vAlign w:val="bottom"/>
+          </w:tcPr>
+          <w:p>
+            <w:pPr>
+              <w:keepNext w:val="0"/>
+              <w:keepLines w:val="0"/>
+              <w:widowControl/>
+              <w:suppressLineNumbers w:val="0"/>
+              <w:jc w:val="right"/>
+              <w:textAlignment w:val="bottom"/>
+              <w:rPr>
+                <w:rFonts w:hint="eastAsia" w:ascii="等线" w:hAnsi="等线" w:eastAsia="等线" w:cs="等线"/>
+                <w:i w:val="0"/>
+                <w:iCs w:val="0"/>
+                <w:color w:val="000000"/>
+                <w:sz w:val="22"/>
+                <w:szCs w:val="22"/>
+                <w:u w:val="none"/>
+              </w:rPr>
+            </w:pPr>
+            <w:r>
+              <w:rPr>
+                <w:rFonts w:hint="eastAsia" w:ascii="等线" w:hAnsi="等线" w:eastAsia="等线" w:cs="等线"/>
+                <w:i w:val="0"/>
+                <w:iCs w:val="0"/>
+                <w:color w:val="000000"/>
+                <w:kern w:val="0"/>
+                <w:sz w:val="22"/>
+                <w:szCs w:val="22"/>
+                <w:u w:val="none"/>
+                <w:lang w:val="en-US" w:eastAsia="zh-CN" w:bidi="ar"/>
+              </w:rPr>
+              <w:t xml:space="preserve">62.04 </w:t>
+            </w:r>
+          </w:p>
+        </w:tc>
+      </w:tr>
+      <w:tr>
+        <w:tblPrEx>
+          <w:tblBorders>
+            <w:top w:val="none" w:color="auto" w:sz="0" w:space="0"/>
+            <w:left w:val="none" w:color="auto" w:sz="0" w:space="0"/>
+            <w:bottom w:val="none" w:color="auto" w:sz="0" w:space="0"/>
+            <w:right w:val="none" w:color="auto" w:sz="0" w:space="0"/>
+            <w:insideH w:val="none" w:color="auto" w:sz="0" w:space="0"/>
+            <w:insideV w:val="none" w:color="auto" w:sz="0" w:space="0"/>
+          </w:tblBorders>
+          <w:shd w:val="clear" w:color="auto" w:fill="auto"/>
+          <w:tblCellMar>
+            <w:top w:w="0" w:type="dxa"/>
+            <w:left w:w="108" w:type="dxa"/>
+            <w:bottom w:w="0" w:type="dxa"/>
+            <w:right w:w="108" w:type="dxa"/>
+          </w:tblCellMar>
+        </w:tblPrEx>
+        <w:trPr>
+          <w:trHeight w:val="280" w:hRule="atLeast"/>
+        </w:trPr>
+        <w:tc>
+          <w:tcPr>
+            <w:tcW w:w="1080" w:type="dxa"/>
+            <w:tcBorders>
+              <w:top w:val="nil"/>
+              <w:left w:val="nil"/>
+              <w:bottom w:val="nil"/>
+              <w:right w:val="nil"/>
+            </w:tcBorders>
+            <w:shd w:val="clear" w:color="auto" w:fill="auto"/>
+            <w:noWrap/>
+            <w:vAlign w:val="bottom"/>
+          </w:tcPr>
+          <w:p>
+            <w:pPr>
+              <w:keepNext w:val="0"/>
+              <w:keepLines w:val="0"/>
+              <w:widowControl/>
+              <w:suppressLineNumbers w:val="0"/>
+              <w:jc w:val="right"/>
+              <w:textAlignment w:val="bottom"/>
+              <w:rPr>
+                <w:rFonts w:hint="eastAsia" w:ascii="等线" w:hAnsi="等线" w:eastAsia="等线" w:cs="等线"/>
+                <w:i w:val="0"/>
+                <w:iCs w:val="0"/>
+                <w:color w:val="000000"/>
+                <w:sz w:val="22"/>
+                <w:szCs w:val="22"/>
+                <w:u w:val="none"/>
+              </w:rPr>
+            </w:pPr>
+            <w:r>
+              <w:rPr>
+                <w:rFonts w:hint="eastAsia" w:ascii="等线" w:hAnsi="等线" w:eastAsia="等线" w:cs="等线"/>
+                <w:i w:val="0"/>
+                <w:iCs w:val="0"/>
+                <w:color w:val="000000"/>
+                <w:kern w:val="0"/>
+                <w:sz w:val="22"/>
+                <w:szCs w:val="22"/>
+                <w:u w:val="none"/>
+                <w:lang w:val="en-US" w:eastAsia="zh-CN" w:bidi="ar"/>
+              </w:rPr>
+              <w:t xml:space="preserve">74.74 </w:t>
+            </w:r>
+          </w:p>
+        </w:tc>
+      </w:tr>
+      <w:tr>
+        <w:tblPrEx>
+          <w:tblBorders>
+            <w:top w:val="none" w:color="auto" w:sz="0" w:space="0"/>
+            <w:left w:val="none" w:color="auto" w:sz="0" w:space="0"/>
+            <w:bottom w:val="none" w:color="auto" w:sz="0" w:space="0"/>
+            <w:right w:val="none" w:color="auto" w:sz="0" w:space="0"/>
+            <w:insideH w:val="none" w:color="auto" w:sz="0" w:space="0"/>
+            <w:insideV w:val="none" w:color="auto" w:sz="0" w:space="0"/>
+          </w:tblBorders>
+          <w:shd w:val="clear" w:color="auto" w:fill="auto"/>
+          <w:tblCellMar>
+            <w:top w:w="0" w:type="dxa"/>
+            <w:left w:w="108" w:type="dxa"/>
+            <w:bottom w:w="0" w:type="dxa"/>
+            <w:right w:w="108" w:type="dxa"/>
+          </w:tblCellMar>
+        </w:tblPrEx>
+        <w:trPr>
+          <w:trHeight w:val="280" w:hRule="atLeast"/>
+        </w:trPr>
+        <w:tc>
+          <w:tcPr>
+            <w:tcW w:w="1080" w:type="dxa"/>
+            <w:tcBorders>
+              <w:top w:val="nil"/>
+              <w:left w:val="nil"/>
+              <w:bottom w:val="nil"/>
+              <w:right w:val="nil"/>
+            </w:tcBorders>
+            <w:shd w:val="clear" w:color="auto" w:fill="auto"/>
+            <w:noWrap/>
+            <w:vAlign w:val="bottom"/>
+          </w:tcPr>
+          <w:p>
+            <w:pPr>
+              <w:keepNext w:val="0"/>
+              <w:keepLines w:val="0"/>
+              <w:widowControl/>
+              <w:suppressLineNumbers w:val="0"/>
+              <w:jc w:val="right"/>
+              <w:textAlignment w:val="bottom"/>
+              <w:rPr>
+                <w:rFonts w:hint="eastAsia" w:ascii="等线" w:hAnsi="等线" w:eastAsia="等线" w:cs="等线"/>
+                <w:i w:val="0"/>
+                <w:iCs w:val="0"/>
+                <w:color w:val="000000"/>
+                <w:sz w:val="22"/>
+                <w:szCs w:val="22"/>
+                <w:u w:val="none"/>
+              </w:rPr>
+            </w:pPr>
+            <w:r>
+              <w:rPr>
+                <w:rFonts w:hint="eastAsia" w:ascii="等线" w:hAnsi="等线" w:eastAsia="等线" w:cs="等线"/>
+                <w:i w:val="0"/>
+                <w:iCs w:val="0"/>
+                <w:color w:val="000000"/>
+                <w:kern w:val="0"/>
+                <w:sz w:val="22"/>
+                <w:szCs w:val="22"/>
+                <w:u w:val="none"/>
+                <w:lang w:val="en-US" w:eastAsia="zh-CN" w:bidi="ar"/>
+              </w:rPr>
+              <w:t xml:space="preserve">69.01 </w:t>
+            </w:r>
+          </w:p>
+        </w:tc>
+      </w:tr>
+      <w:tr>
+        <w:tblPrEx>
+          <w:tblBorders>
+            <w:top w:val="none" w:color="auto" w:sz="0" w:space="0"/>
+            <w:left w:val="none" w:color="auto" w:sz="0" w:space="0"/>
+            <w:bottom w:val="none" w:color="auto" w:sz="0" w:space="0"/>
+            <w:right w:val="none" w:color="auto" w:sz="0" w:space="0"/>
+            <w:insideH w:val="none" w:color="auto" w:sz="0" w:space="0"/>
+            <w:insideV w:val="none" w:color="auto" w:sz="0" w:space="0"/>
+          </w:tblBorders>
+          <w:shd w:val="clear" w:color="auto" w:fill="auto"/>
+          <w:tblCellMar>
+            <w:top w:w="0" w:type="dxa"/>
+            <w:left w:w="108" w:type="dxa"/>
+            <w:bottom w:w="0" w:type="dxa"/>
+            <w:right w:w="108" w:type="dxa"/>
+          </w:tblCellMar>
+        </w:tblPrEx>
+        <w:trPr>
+          <w:trHeight w:val="280" w:hRule="atLeast"/>
+        </w:trPr>
+        <w:tc>
+          <w:tcPr>
+            <w:tcW w:w="1080" w:type="dxa"/>
+            <w:tcBorders>
+              <w:top w:val="nil"/>
+              <w:left w:val="nil"/>
+              <w:bottom w:val="nil"/>
+              <w:right w:val="nil"/>
+            </w:tcBorders>
+            <w:shd w:val="clear" w:color="auto" w:fill="auto"/>
+            <w:noWrap/>
+            <w:vAlign w:val="bottom"/>
+          </w:tcPr>
+          <w:p>
+            <w:pPr>
+              <w:keepNext w:val="0"/>
+              <w:keepLines w:val="0"/>
+              <w:widowControl/>
+              <w:suppressLineNumbers w:val="0"/>
+              <w:jc w:val="right"/>
+              <w:textAlignment w:val="bottom"/>
+              <w:rPr>
+                <w:rFonts w:hint="eastAsia" w:ascii="等线" w:hAnsi="等线" w:eastAsia="等线" w:cs="等线"/>
+                <w:i w:val="0"/>
+                <w:iCs w:val="0"/>
+                <w:color w:val="000000"/>
+                <w:sz w:val="22"/>
+                <w:szCs w:val="22"/>
+                <w:u w:val="none"/>
+              </w:rPr>
+            </w:pPr>
+            <w:r>
+              <w:rPr>
+                <w:rFonts w:hint="eastAsia" w:ascii="等线" w:hAnsi="等线" w:eastAsia="等线" w:cs="等线"/>
+                <w:i w:val="0"/>
+                <w:iCs w:val="0"/>
+                <w:color w:val="000000"/>
+                <w:kern w:val="0"/>
+                <w:sz w:val="22"/>
+                <w:szCs w:val="22"/>
+                <w:u w:val="none"/>
+                <w:lang w:val="en-US" w:eastAsia="zh-CN" w:bidi="ar"/>
+              </w:rPr>
+              <w:t xml:space="preserve">66.12 </w:t>
+            </w:r>
+          </w:p>
+        </w:tc>
+      </w:tr>
+      <w:tr>
+        <w:tblPrEx>
+          <w:tblBorders>
+            <w:top w:val="none" w:color="auto" w:sz="0" w:space="0"/>
+            <w:left w:val="none" w:color="auto" w:sz="0" w:space="0"/>
+            <w:bottom w:val="none" w:color="auto" w:sz="0" w:space="0"/>
+            <w:right w:val="none" w:color="auto" w:sz="0" w:space="0"/>
+            <w:insideH w:val="none" w:color="auto" w:sz="0" w:space="0"/>
+            <w:insideV w:val="none" w:color="auto" w:sz="0" w:space="0"/>
+          </w:tblBorders>
+          <w:tblCellMar>
+            <w:top w:w="0" w:type="dxa"/>
+            <w:left w:w="108" w:type="dxa"/>
+            <w:bottom w:w="0" w:type="dxa"/>
+            <w:right w:w="108" w:type="dxa"/>
+          </w:tblCellMar>
+        </w:tblPrEx>
+        <w:trPr>
+          <w:trHeight w:val="280" w:hRule="atLeast"/>
+        </w:trPr>
+        <w:tc>
+          <w:tcPr>
+            <w:tcW w:w="1080" w:type="dxa"/>
+            <w:tcBorders>
+              <w:top w:val="nil"/>
+              <w:left w:val="nil"/>
+              <w:bottom w:val="nil"/>
+              <w:right w:val="nil"/>
+            </w:tcBorders>
+            <w:shd w:val="clear" w:color="auto" w:fill="auto"/>
+            <w:noWrap/>
+            <w:vAlign w:val="bottom"/>
+          </w:tcPr>
+          <w:p>
+            <w:pPr>
+              <w:keepNext w:val="0"/>
+              <w:keepLines w:val="0"/>
+              <w:widowControl/>
+              <w:suppressLineNumbers w:val="0"/>
+              <w:jc w:val="right"/>
+              <w:textAlignment w:val="bottom"/>
+              <w:rPr>
+                <w:rFonts w:hint="eastAsia" w:ascii="等线" w:hAnsi="等线" w:eastAsia="等线" w:cs="等线"/>
+                <w:i w:val="0"/>
+                <w:iCs w:val="0"/>
+                <w:color w:val="000000"/>
+                <w:sz w:val="22"/>
+                <w:szCs w:val="22"/>
+                <w:u w:val="none"/>
+              </w:rPr>
+            </w:pPr>
+            <w:r>
+              <w:rPr>
+                <w:rFonts w:hint="eastAsia" w:ascii="等线" w:hAnsi="等线" w:eastAsia="等线" w:cs="等线"/>
+                <w:i w:val="0"/>
+                <w:iCs w:val="0"/>
+                <w:color w:val="000000"/>
+                <w:kern w:val="0"/>
+                <w:sz w:val="22"/>
+                <w:szCs w:val="22"/>
+                <w:u w:val="none"/>
+                <w:lang w:val="en-US" w:eastAsia="zh-CN" w:bidi="ar"/>
+              </w:rPr>
+              <w:t xml:space="preserve">58.83 </w:t>
+            </w:r>
+          </w:p>
+        </w:tc>
+      </w:tr>
+      <w:tr>
+        <w:tblPrEx>
+          <w:tblBorders>
+            <w:top w:val="none" w:color="auto" w:sz="0" w:space="0"/>
+            <w:left w:val="none" w:color="auto" w:sz="0" w:space="0"/>
+            <w:bottom w:val="none" w:color="auto" w:sz="0" w:space="0"/>
+            <w:right w:val="none" w:color="auto" w:sz="0" w:space="0"/>
+            <w:insideH w:val="none" w:color="auto" w:sz="0" w:space="0"/>
+            <w:insideV w:val="none" w:color="auto" w:sz="0" w:space="0"/>
+          </w:tblBorders>
+          <w:tblCellMar>
+            <w:top w:w="0" w:type="dxa"/>
+            <w:left w:w="108" w:type="dxa"/>
+            <w:bottom w:w="0" w:type="dxa"/>
+            <w:right w:w="108" w:type="dxa"/>
+          </w:tblCellMar>
+        </w:tblPrEx>
+        <w:trPr>
+          <w:trHeight w:val="280" w:hRule="atLeast"/>
+        </w:trPr>
+        <w:tc>
+          <w:tcPr>
+            <w:tcW w:w="1080" w:type="dxa"/>
+            <w:tcBorders>
+              <w:top w:val="nil"/>
+              <w:left w:val="nil"/>
+              <w:bottom w:val="nil"/>
+              <w:right w:val="nil"/>
+            </w:tcBorders>
+            <w:shd w:val="clear" w:color="auto" w:fill="auto"/>
+            <w:noWrap/>
+            <w:vAlign w:val="bottom"/>
+          </w:tcPr>
+          <w:p>
+            <w:pPr>
+              <w:keepNext w:val="0"/>
+              <w:keepLines w:val="0"/>
+              <w:widowControl/>
+              <w:suppressLineNumbers w:val="0"/>
+              <w:jc w:val="right"/>
+              <w:textAlignment w:val="bottom"/>
+              <w:rPr>
+                <w:rFonts w:hint="eastAsia" w:ascii="等线" w:hAnsi="等线" w:eastAsia="等线" w:cs="等线"/>
+                <w:i w:val="0"/>
+                <w:iCs w:val="0"/>
+                <w:color w:val="000000"/>
+                <w:sz w:val="22"/>
+                <w:szCs w:val="22"/>
+                <w:u w:val="none"/>
+              </w:rPr>
+            </w:pPr>
+            <w:r>
+              <w:rPr>
+                <w:rFonts w:hint="eastAsia" w:ascii="等线" w:hAnsi="等线" w:eastAsia="等线" w:cs="等线"/>
+                <w:i w:val="0"/>
+                <w:iCs w:val="0"/>
+                <w:color w:val="000000"/>
+                <w:kern w:val="0"/>
+                <w:sz w:val="22"/>
+                <w:szCs w:val="22"/>
+                <w:u w:val="none"/>
+                <w:lang w:val="en-US" w:eastAsia="zh-CN" w:bidi="ar"/>
+              </w:rPr>
+              <w:t xml:space="preserve">79.21 </w:t>
+            </w:r>
+          </w:p>
+        </w:tc>
+      </w:tr>
+    </w:tbl>
+    <w:p>
+      <w:pPr>
+        <w:rPr>
+          <w:rFonts w:hint="eastAsia"/>
+          <w:lang w:val="en-US" w:eastAsia="zh-CN"/>
+        </w:rPr>
+      </w:pPr>
+      <w:r>
+        <w:rPr>
+          <w:rFonts w:hint="eastAsia"/>
+          <w:lang w:val="en-US" w:eastAsia="zh-CN"/>
+        </w:rPr>
+        <w:t>数据错误</w:t>
+      </w:r>
+    </w:p>
+    <w:p>
+      <w:pPr>
+        <w:rPr>
+          <w:rFonts w:hint="eastAsia"/>
+          <w:lang w:val="en-US" w:eastAsia="zh-CN"/>
+        </w:rPr>
+      </w:pPr>
+    </w:p>
+    <w:tbl>
+      <w:tblPr>
+        <w:tblStyle w:val="2"/>
+        <w:tblpPr w:leftFromText="180" w:rightFromText="180" w:vertAnchor="text" w:horzAnchor="page" w:tblpX="4907" w:tblpY="13"/>
+        <w:tblOverlap w:val="never"/>
+        <w:tblW w:w="1080" w:type="dxa"/>
+        <w:tblInd w:w="0" w:type="dxa"/>
+        <w:tblBorders>
+          <w:top w:val="none" w:color="auto" w:sz="0" w:space="0"/>
+          <w:left w:val="none" w:color="auto" w:sz="0" w:space="0"/>
+          <w:bottom w:val="none" w:color="auto" w:sz="0" w:space="0"/>
+          <w:right w:val="none" w:color="auto" w:sz="0" w:space="0"/>
+          <w:insideH w:val="none" w:color="auto" w:sz="0" w:space="0"/>
+          <w:insideV w:val="none" w:color="auto" w:sz="0" w:space="0"/>
+        </w:tblBorders>
+        <w:shd w:val="clear" w:color="auto" w:fill="auto"/>
+        <w:tblLayout w:type="autofit"/>
+        <w:tblCellMar>
+          <w:top w:w="0" w:type="dxa"/>
+          <w:left w:w="108" w:type="dxa"/>
+          <w:bottom w:w="0" w:type="dxa"/>
+          <w:right w:w="108" w:type="dxa"/>
+        </w:tblCellMar>
+      </w:tblPr>
+      <w:tblGrid>
+        <w:gridCol w:w="1080"/>
+      </w:tblGrid>
+      <w:tr>
+        <w:tblPrEx>
+          <w:tblBorders>
+            <w:top w:val="none" w:color="auto" w:sz="0" w:space="0"/>
+            <w:left w:val="none" w:color="auto" w:sz="0" w:space="0"/>
+            <w:bottom w:val="none" w:color="auto" w:sz="0" w:space="0"/>
+            <w:right w:val="none" w:color="auto" w:sz="0" w:space="0"/>
+            <w:insideH w:val="none" w:color="auto" w:sz="0" w:space="0"/>
+            <w:insideV w:val="none" w:color="auto" w:sz="0" w:space="0"/>
+          </w:tblBorders>
+          <w:shd w:val="clear" w:color="auto" w:fill="auto"/>
+          <w:tblCellMar>
+            <w:top w:w="0" w:type="dxa"/>
+            <w:left w:w="108" w:type="dxa"/>
+            <w:bottom w:w="0" w:type="dxa"/>
+            <w:right w:w="108" w:type="dxa"/>
+          </w:tblCellMar>
+        </w:tblPrEx>
+        <w:trPr>
+          <w:trHeight w:val="280" w:hRule="atLeast"/>
+        </w:trPr>
+        <w:tc>
+          <w:tcPr>
+            <w:tcW w:w="1080" w:type="dxa"/>
+            <w:tcBorders>
+              <w:top w:val="nil"/>
+              <w:left w:val="nil"/>
+              <w:bottom w:val="nil"/>
+              <w:right w:val="nil"/>
+            </w:tcBorders>
+            <w:shd w:val="clear" w:color="auto" w:fill="auto"/>
+            <w:noWrap/>
+            <w:vAlign w:val="bottom"/>
+          </w:tcPr>
+          <w:p>
+            <w:pPr>
+              <w:keepNext w:val="0"/>
+              <w:keepLines w:val="0"/>
+              <w:widowControl/>
+              <w:suppressLineNumbers w:val="0"/>
+              <w:jc w:val="left"/>
+              <w:textAlignment w:val="bottom"/>
+              <w:rPr>
+                <w:rFonts w:ascii="等线" w:hAnsi="等线" w:eastAsia="等线" w:cs="等线"/>
+                <w:i w:val="0"/>
+                <w:iCs w:val="0"/>
+                <w:color w:val="000000"/>
+                <w:sz w:val="22"/>
+                <w:szCs w:val="22"/>
+                <w:u w:val="none"/>
+              </w:rPr>
+            </w:pPr>
+            <w:r>
+              <w:rPr>
+                <w:rFonts w:hint="eastAsia" w:ascii="等线" w:hAnsi="等线" w:eastAsia="等线" w:cs="等线"/>
+                <w:i w:val="0"/>
+                <w:iCs w:val="0"/>
+                <w:color w:val="000000"/>
+                <w:kern w:val="0"/>
+                <w:sz w:val="22"/>
+                <w:szCs w:val="22"/>
+                <w:u w:val="none"/>
+                <w:lang w:val="en-US" w:eastAsia="zh-CN" w:bidi="ar"/>
+              </w:rPr>
+              <w:t>2023年</w:t>
+            </w:r>
+          </w:p>
+        </w:tc>
+      </w:tr>
+      <w:tr>
+        <w:tblPrEx>
+          <w:tblBorders>
+            <w:top w:val="none" w:color="auto" w:sz="0" w:space="0"/>
+            <w:left w:val="none" w:color="auto" w:sz="0" w:space="0"/>
+            <w:bottom w:val="none" w:color="auto" w:sz="0" w:space="0"/>
+            <w:right w:val="none" w:color="auto" w:sz="0" w:space="0"/>
+            <w:insideH w:val="none" w:color="auto" w:sz="0" w:space="0"/>
+            <w:insideV w:val="none" w:color="auto" w:sz="0" w:space="0"/>
+          </w:tblBorders>
+          <w:shd w:val="clear" w:color="auto" w:fill="auto"/>
+          <w:tblCellMar>
+            <w:top w:w="0" w:type="dxa"/>
+            <w:left w:w="108" w:type="dxa"/>
+            <w:bottom w:w="0" w:type="dxa"/>
+            <w:right w:w="108" w:type="dxa"/>
+          </w:tblCellMar>
+        </w:tblPrEx>
+        <w:trPr>
+          <w:trHeight w:val="280" w:hRule="atLeast"/>
+        </w:trPr>
+        <w:tc>
+          <w:tcPr>
+            <w:tcW w:w="1080" w:type="dxa"/>
+            <w:tcBorders>
+              <w:top w:val="nil"/>
+              <w:left w:val="nil"/>
+              <w:bottom w:val="nil"/>
+              <w:right w:val="nil"/>
+            </w:tcBorders>
+            <w:shd w:val="clear" w:color="auto" w:fill="auto"/>
+            <w:noWrap/>
+            <w:vAlign w:val="bottom"/>
+          </w:tcPr>
+          <w:p>
+            <w:pPr>
+              <w:keepNext w:val="0"/>
+              <w:keepLines w:val="0"/>
+              <w:widowControl/>
+              <w:suppressLineNumbers w:val="0"/>
+              <w:jc w:val="left"/>
+              <w:textAlignment w:val="bottom"/>
+              <w:rPr>
+                <w:rFonts w:hint="eastAsia" w:ascii="等线" w:hAnsi="等线" w:eastAsia="等线" w:cs="等线"/>
+                <w:i w:val="0"/>
+                <w:iCs w:val="0"/>
+                <w:color w:val="000000"/>
+                <w:sz w:val="22"/>
+                <w:szCs w:val="22"/>
+                <w:u w:val="none"/>
+              </w:rPr>
+            </w:pPr>
+            <w:r>
+              <w:rPr>
+                <w:rFonts w:hint="eastAsia" w:ascii="等线" w:hAnsi="等线" w:eastAsia="等线" w:cs="等线"/>
+                <w:i w:val="0"/>
+                <w:iCs w:val="0"/>
+                <w:color w:val="000000"/>
+                <w:kern w:val="0"/>
+                <w:sz w:val="22"/>
+                <w:szCs w:val="22"/>
+                <w:u w:val="none"/>
+                <w:lang w:val="en-US" w:eastAsia="zh-CN" w:bidi="ar"/>
+              </w:rPr>
+              <w:t>济南</w:t>
+            </w:r>
+          </w:p>
+        </w:tc>
+      </w:tr>
+      <w:tr>
+        <w:tblPrEx>
+          <w:tblBorders>
+            <w:top w:val="none" w:color="auto" w:sz="0" w:space="0"/>
+            <w:left w:val="none" w:color="auto" w:sz="0" w:space="0"/>
+            <w:bottom w:val="none" w:color="auto" w:sz="0" w:space="0"/>
+            <w:right w:val="none" w:color="auto" w:sz="0" w:space="0"/>
+            <w:insideH w:val="none" w:color="auto" w:sz="0" w:space="0"/>
+            <w:insideV w:val="none" w:color="auto" w:sz="0" w:space="0"/>
+          </w:tblBorders>
+          <w:shd w:val="clear" w:color="auto" w:fill="auto"/>
+          <w:tblCellMar>
+            <w:top w:w="0" w:type="dxa"/>
+            <w:left w:w="108" w:type="dxa"/>
+            <w:bottom w:w="0" w:type="dxa"/>
+            <w:right w:w="108" w:type="dxa"/>
+          </w:tblCellMar>
+        </w:tblPrEx>
+        <w:trPr>
+          <w:trHeight w:val="280" w:hRule="atLeast"/>
+        </w:trPr>
+        <w:tc>
+          <w:tcPr>
+            <w:tcW w:w="1080" w:type="dxa"/>
+            <w:tcBorders>
+              <w:top w:val="nil"/>
+              <w:left w:val="nil"/>
+              <w:bottom w:val="nil"/>
+              <w:right w:val="nil"/>
+            </w:tcBorders>
+            <w:shd w:val="clear" w:color="auto" w:fill="auto"/>
+            <w:noWrap/>
+            <w:vAlign w:val="bottom"/>
+          </w:tcPr>
+          <w:p>
+            <w:pPr>
+              <w:keepNext w:val="0"/>
+              <w:keepLines w:val="0"/>
+              <w:widowControl/>
+              <w:suppressLineNumbers w:val="0"/>
+              <w:jc w:val="left"/>
+              <w:textAlignment w:val="bottom"/>
+              <w:rPr>
+                <w:rFonts w:hint="eastAsia" w:ascii="等线" w:hAnsi="等线" w:eastAsia="等线" w:cs="等线"/>
+                <w:i w:val="0"/>
+                <w:iCs w:val="0"/>
+                <w:color w:val="000000"/>
+                <w:sz w:val="22"/>
+                <w:szCs w:val="22"/>
+                <w:u w:val="none"/>
+              </w:rPr>
+            </w:pPr>
+            <w:r>
+              <w:rPr>
+                <w:rFonts w:hint="eastAsia" w:ascii="等线" w:hAnsi="等线" w:eastAsia="等线" w:cs="等线"/>
+                <w:i w:val="0"/>
+                <w:iCs w:val="0"/>
+                <w:color w:val="000000"/>
+                <w:kern w:val="0"/>
+                <w:sz w:val="22"/>
+                <w:szCs w:val="22"/>
+                <w:u w:val="none"/>
+                <w:lang w:val="en-US" w:eastAsia="zh-CN" w:bidi="ar"/>
+              </w:rPr>
+              <w:t>青岛</w:t>
+            </w:r>
+          </w:p>
+        </w:tc>
+      </w:tr>
+      <w:tr>
+        <w:tblPrEx>
+          <w:tblBorders>
+            <w:top w:val="none" w:color="auto" w:sz="0" w:space="0"/>
+            <w:left w:val="none" w:color="auto" w:sz="0" w:space="0"/>
+            <w:bottom w:val="none" w:color="auto" w:sz="0" w:space="0"/>
+            <w:right w:val="none" w:color="auto" w:sz="0" w:space="0"/>
+            <w:insideH w:val="none" w:color="auto" w:sz="0" w:space="0"/>
+            <w:insideV w:val="none" w:color="auto" w:sz="0" w:space="0"/>
+          </w:tblBorders>
+          <w:shd w:val="clear" w:color="auto" w:fill="auto"/>
+          <w:tblCellMar>
+            <w:top w:w="0" w:type="dxa"/>
+            <w:left w:w="108" w:type="dxa"/>
+            <w:bottom w:w="0" w:type="dxa"/>
+            <w:right w:w="108" w:type="dxa"/>
+          </w:tblCellMar>
+        </w:tblPrEx>
+        <w:trPr>
+          <w:trHeight w:val="280" w:hRule="atLeast"/>
+        </w:trPr>
+        <w:tc>
+          <w:tcPr>
+            <w:tcW w:w="1080" w:type="dxa"/>
+            <w:tcBorders>
+              <w:top w:val="nil"/>
+              <w:left w:val="nil"/>
+              <w:bottom w:val="nil"/>
+              <w:right w:val="nil"/>
+            </w:tcBorders>
+            <w:shd w:val="clear" w:color="auto" w:fill="auto"/>
+            <w:noWrap/>
+            <w:vAlign w:val="bottom"/>
+          </w:tcPr>
+          <w:p>
+            <w:pPr>
+              <w:keepNext w:val="0"/>
+              <w:keepLines w:val="0"/>
+              <w:widowControl/>
+              <w:suppressLineNumbers w:val="0"/>
+              <w:jc w:val="left"/>
+              <w:textAlignment w:val="bottom"/>
+              <w:rPr>
+                <w:rFonts w:hint="eastAsia" w:ascii="等线" w:hAnsi="等线" w:eastAsia="等线" w:cs="等线"/>
+                <w:i w:val="0"/>
+                <w:iCs w:val="0"/>
+                <w:color w:val="000000"/>
+                <w:sz w:val="22"/>
+                <w:szCs w:val="22"/>
+                <w:u w:val="none"/>
+              </w:rPr>
+            </w:pPr>
+            <w:r>
+              <w:rPr>
+                <w:rFonts w:hint="eastAsia" w:ascii="等线" w:hAnsi="等线" w:eastAsia="等线" w:cs="等线"/>
+                <w:i w:val="0"/>
+                <w:iCs w:val="0"/>
+                <w:color w:val="000000"/>
+                <w:kern w:val="0"/>
+                <w:sz w:val="22"/>
+                <w:szCs w:val="22"/>
+                <w:u w:val="none"/>
+                <w:lang w:val="en-US" w:eastAsia="zh-CN" w:bidi="ar"/>
+              </w:rPr>
+              <w:t>淄博</w:t>
+            </w:r>
+          </w:p>
+        </w:tc>
+      </w:tr>
+      <w:tr>
+        <w:tblPrEx>
+          <w:tblBorders>
+            <w:top w:val="none" w:color="auto" w:sz="0" w:space="0"/>
+            <w:left w:val="none" w:color="auto" w:sz="0" w:space="0"/>
+            <w:bottom w:val="none" w:color="auto" w:sz="0" w:space="0"/>
+            <w:right w:val="none" w:color="auto" w:sz="0" w:space="0"/>
+            <w:insideH w:val="none" w:color="auto" w:sz="0" w:space="0"/>
+            <w:insideV w:val="none" w:color="auto" w:sz="0" w:space="0"/>
+          </w:tblBorders>
+          <w:shd w:val="clear" w:color="auto" w:fill="auto"/>
+          <w:tblCellMar>
+            <w:top w:w="0" w:type="dxa"/>
+            <w:left w:w="108" w:type="dxa"/>
+            <w:bottom w:w="0" w:type="dxa"/>
+            <w:right w:w="108" w:type="dxa"/>
+          </w:tblCellMar>
+        </w:tblPrEx>
+        <w:trPr>
+          <w:trHeight w:val="280" w:hRule="atLeast"/>
+        </w:trPr>
+        <w:tc>
+          <w:tcPr>
+            <w:tcW w:w="1080" w:type="dxa"/>
+            <w:tcBorders>
+              <w:top w:val="nil"/>
+              <w:left w:val="nil"/>
+              <w:bottom w:val="nil"/>
+              <w:right w:val="nil"/>
+            </w:tcBorders>
+            <w:shd w:val="clear" w:color="auto" w:fill="auto"/>
+            <w:noWrap/>
+            <w:vAlign w:val="bottom"/>
+          </w:tcPr>
+          <w:p>
+            <w:pPr>
+              <w:keepNext w:val="0"/>
+              <w:keepLines w:val="0"/>
+              <w:widowControl/>
+              <w:suppressLineNumbers w:val="0"/>
+              <w:jc w:val="left"/>
+              <w:textAlignment w:val="bottom"/>
+              <w:rPr>
+                <w:rFonts w:hint="eastAsia" w:ascii="等线" w:hAnsi="等线" w:eastAsia="等线" w:cs="等线"/>
+                <w:i w:val="0"/>
+                <w:iCs w:val="0"/>
+                <w:color w:val="000000"/>
+                <w:sz w:val="22"/>
+                <w:szCs w:val="22"/>
+                <w:u w:val="none"/>
+              </w:rPr>
+            </w:pPr>
+            <w:r>
+              <w:rPr>
+                <w:rFonts w:hint="eastAsia" w:ascii="等线" w:hAnsi="等线" w:eastAsia="等线" w:cs="等线"/>
+                <w:i w:val="0"/>
+                <w:iCs w:val="0"/>
+                <w:color w:val="000000"/>
+                <w:kern w:val="0"/>
+                <w:sz w:val="22"/>
+                <w:szCs w:val="22"/>
+                <w:u w:val="none"/>
+                <w:lang w:val="en-US" w:eastAsia="zh-CN" w:bidi="ar"/>
+              </w:rPr>
+              <w:t>枣庄</w:t>
+            </w:r>
+          </w:p>
+        </w:tc>
+      </w:tr>
+      <w:tr>
+        <w:tblPrEx>
+          <w:tblBorders>
+            <w:top w:val="none" w:color="auto" w:sz="0" w:space="0"/>
+            <w:left w:val="none" w:color="auto" w:sz="0" w:space="0"/>
+            <w:bottom w:val="none" w:color="auto" w:sz="0" w:space="0"/>
+            <w:right w:val="none" w:color="auto" w:sz="0" w:space="0"/>
+            <w:insideH w:val="none" w:color="auto" w:sz="0" w:space="0"/>
+            <w:insideV w:val="none" w:color="auto" w:sz="0" w:space="0"/>
+          </w:tblBorders>
+          <w:shd w:val="clear" w:color="auto" w:fill="auto"/>
+          <w:tblCellMar>
+            <w:top w:w="0" w:type="dxa"/>
+            <w:left w:w="108" w:type="dxa"/>
+            <w:bottom w:w="0" w:type="dxa"/>
+            <w:right w:w="108" w:type="dxa"/>
+          </w:tblCellMar>
+        </w:tblPrEx>
+        <w:trPr>
+          <w:trHeight w:val="280" w:hRule="atLeast"/>
+        </w:trPr>
+        <w:tc>
+          <w:tcPr>
+            <w:tcW w:w="1080" w:type="dxa"/>
+            <w:tcBorders>
+              <w:top w:val="nil"/>
+              <w:left w:val="nil"/>
+              <w:bottom w:val="nil"/>
+              <w:right w:val="nil"/>
+            </w:tcBorders>
+            <w:shd w:val="clear" w:color="auto" w:fill="auto"/>
+            <w:noWrap/>
+            <w:vAlign w:val="bottom"/>
+          </w:tcPr>
+          <w:p>
+            <w:pPr>
+              <w:keepNext w:val="0"/>
+              <w:keepLines w:val="0"/>
+              <w:widowControl/>
+              <w:suppressLineNumbers w:val="0"/>
+              <w:jc w:val="left"/>
+              <w:textAlignment w:val="bottom"/>
+              <w:rPr>
+                <w:rFonts w:hint="eastAsia" w:ascii="等线" w:hAnsi="等线" w:eastAsia="等线" w:cs="等线"/>
+                <w:i w:val="0"/>
+                <w:iCs w:val="0"/>
+                <w:color w:val="000000"/>
+                <w:sz w:val="22"/>
+                <w:szCs w:val="22"/>
+                <w:u w:val="none"/>
+              </w:rPr>
+            </w:pPr>
+            <w:r>
+              <w:rPr>
+                <w:rFonts w:hint="eastAsia" w:ascii="等线" w:hAnsi="等线" w:eastAsia="等线" w:cs="等线"/>
+                <w:i w:val="0"/>
+                <w:iCs w:val="0"/>
+                <w:color w:val="000000"/>
+                <w:kern w:val="0"/>
+                <w:sz w:val="22"/>
+                <w:szCs w:val="22"/>
+                <w:u w:val="none"/>
+                <w:lang w:val="en-US" w:eastAsia="zh-CN" w:bidi="ar"/>
+              </w:rPr>
+              <w:t>东营</w:t>
+            </w:r>
+          </w:p>
+        </w:tc>
+      </w:tr>
+      <w:tr>
+        <w:tblPrEx>
+          <w:tblBorders>
+            <w:top w:val="none" w:color="auto" w:sz="0" w:space="0"/>
+            <w:left w:val="none" w:color="auto" w:sz="0" w:space="0"/>
+            <w:bottom w:val="none" w:color="auto" w:sz="0" w:space="0"/>
+            <w:right w:val="none" w:color="auto" w:sz="0" w:space="0"/>
+            <w:insideH w:val="none" w:color="auto" w:sz="0" w:space="0"/>
+            <w:insideV w:val="none" w:color="auto" w:sz="0" w:space="0"/>
+          </w:tblBorders>
+          <w:shd w:val="clear" w:color="auto" w:fill="auto"/>
+          <w:tblCellMar>
+            <w:top w:w="0" w:type="dxa"/>
+            <w:left w:w="108" w:type="dxa"/>
+            <w:bottom w:w="0" w:type="dxa"/>
+            <w:right w:w="108" w:type="dxa"/>
+          </w:tblCellMar>
+        </w:tblPrEx>
+        <w:trPr>
+          <w:trHeight w:val="280" w:hRule="atLeast"/>
+        </w:trPr>
+        <w:tc>
+          <w:tcPr>
+            <w:tcW w:w="1080" w:type="dxa"/>
+            <w:tcBorders>
+              <w:top w:val="nil"/>
+              <w:left w:val="nil"/>
+              <w:bottom w:val="nil"/>
+              <w:right w:val="nil"/>
+            </w:tcBorders>
+            <w:shd w:val="clear" w:color="auto" w:fill="auto"/>
+            <w:noWrap/>
+            <w:vAlign w:val="bottom"/>
+          </w:tcPr>
+          <w:p>
+            <w:pPr>
+              <w:keepNext w:val="0"/>
+              <w:keepLines w:val="0"/>
+              <w:widowControl/>
+              <w:suppressLineNumbers w:val="0"/>
+              <w:jc w:val="left"/>
+              <w:textAlignment w:val="bottom"/>
+              <w:rPr>
+                <w:rFonts w:hint="eastAsia" w:ascii="等线" w:hAnsi="等线" w:eastAsia="等线" w:cs="等线"/>
+                <w:i w:val="0"/>
+                <w:iCs w:val="0"/>
+                <w:color w:val="000000"/>
+                <w:sz w:val="22"/>
+                <w:szCs w:val="22"/>
+                <w:u w:val="none"/>
+              </w:rPr>
+            </w:pPr>
+            <w:r>
+              <w:rPr>
+                <w:rFonts w:hint="eastAsia" w:ascii="等线" w:hAnsi="等线" w:eastAsia="等线" w:cs="等线"/>
+                <w:i w:val="0"/>
+                <w:iCs w:val="0"/>
+                <w:color w:val="000000"/>
+                <w:kern w:val="0"/>
+                <w:sz w:val="22"/>
+                <w:szCs w:val="22"/>
+                <w:u w:val="none"/>
+                <w:lang w:val="en-US" w:eastAsia="zh-CN" w:bidi="ar"/>
+              </w:rPr>
+              <w:t>烟台</w:t>
+            </w:r>
+          </w:p>
+        </w:tc>
+      </w:tr>
+      <w:tr>
+        <w:tblPrEx>
+          <w:tblBorders>
+            <w:top w:val="none" w:color="auto" w:sz="0" w:space="0"/>
+            <w:left w:val="none" w:color="auto" w:sz="0" w:space="0"/>
+            <w:bottom w:val="none" w:color="auto" w:sz="0" w:space="0"/>
+            <w:right w:val="none" w:color="auto" w:sz="0" w:space="0"/>
+            <w:insideH w:val="none" w:color="auto" w:sz="0" w:space="0"/>
+            <w:insideV w:val="none" w:color="auto" w:sz="0" w:space="0"/>
+          </w:tblBorders>
+          <w:shd w:val="clear" w:color="auto" w:fill="auto"/>
+          <w:tblCellMar>
+            <w:top w:w="0" w:type="dxa"/>
+            <w:left w:w="108" w:type="dxa"/>
+            <w:bottom w:w="0" w:type="dxa"/>
+            <w:right w:w="108" w:type="dxa"/>
+          </w:tblCellMar>
+        </w:tblPrEx>
+        <w:trPr>
+          <w:trHeight w:val="280" w:hRule="atLeast"/>
+        </w:trPr>
+        <w:tc>
+          <w:tcPr>
+            <w:tcW w:w="1080" w:type="dxa"/>
+            <w:tcBorders>
+              <w:top w:val="nil"/>
+              <w:left w:val="nil"/>
+              <w:bottom w:val="nil"/>
+              <w:right w:val="nil"/>
+            </w:tcBorders>
+            <w:shd w:val="clear" w:color="auto" w:fill="auto"/>
+            <w:noWrap/>
+            <w:vAlign w:val="bottom"/>
+          </w:tcPr>
+          <w:p>
+            <w:pPr>
+              <w:keepNext w:val="0"/>
+              <w:keepLines w:val="0"/>
+              <w:widowControl/>
+              <w:suppressLineNumbers w:val="0"/>
+              <w:jc w:val="left"/>
+              <w:textAlignment w:val="bottom"/>
+              <w:rPr>
+                <w:rFonts w:hint="eastAsia" w:ascii="等线" w:hAnsi="等线" w:eastAsia="等线" w:cs="等线"/>
+                <w:i w:val="0"/>
+                <w:iCs w:val="0"/>
+                <w:color w:val="000000"/>
+                <w:sz w:val="22"/>
+                <w:szCs w:val="22"/>
+                <w:u w:val="none"/>
+              </w:rPr>
+            </w:pPr>
+            <w:r>
+              <w:rPr>
+                <w:rFonts w:hint="eastAsia" w:ascii="等线" w:hAnsi="等线" w:eastAsia="等线" w:cs="等线"/>
+                <w:i w:val="0"/>
+                <w:iCs w:val="0"/>
+                <w:color w:val="000000"/>
+                <w:kern w:val="0"/>
+                <w:sz w:val="22"/>
+                <w:szCs w:val="22"/>
+                <w:u w:val="none"/>
+                <w:lang w:val="en-US" w:eastAsia="zh-CN" w:bidi="ar"/>
+              </w:rPr>
+              <w:t>潍坊</w:t>
+            </w:r>
+          </w:p>
+        </w:tc>
+      </w:tr>
+      <w:tr>
+        <w:tblPrEx>
+          <w:tblBorders>
+            <w:top w:val="none" w:color="auto" w:sz="0" w:space="0"/>
+            <w:left w:val="none" w:color="auto" w:sz="0" w:space="0"/>
+            <w:bottom w:val="none" w:color="auto" w:sz="0" w:space="0"/>
+            <w:right w:val="none" w:color="auto" w:sz="0" w:space="0"/>
+            <w:insideH w:val="none" w:color="auto" w:sz="0" w:space="0"/>
+            <w:insideV w:val="none" w:color="auto" w:sz="0" w:space="0"/>
+          </w:tblBorders>
+          <w:shd w:val="clear" w:color="auto" w:fill="auto"/>
+          <w:tblCellMar>
+            <w:top w:w="0" w:type="dxa"/>
+            <w:left w:w="108" w:type="dxa"/>
+            <w:bottom w:w="0" w:type="dxa"/>
+            <w:right w:w="108" w:type="dxa"/>
+          </w:tblCellMar>
+        </w:tblPrEx>
+        <w:trPr>
+          <w:trHeight w:val="280" w:hRule="atLeast"/>
+        </w:trPr>
+        <w:tc>
+          <w:tcPr>
+            <w:tcW w:w="1080" w:type="dxa"/>
+            <w:tcBorders>
+              <w:top w:val="nil"/>
+              <w:left w:val="nil"/>
+              <w:bottom w:val="nil"/>
+              <w:right w:val="nil"/>
+            </w:tcBorders>
+            <w:shd w:val="clear" w:color="auto" w:fill="auto"/>
+            <w:noWrap/>
+            <w:vAlign w:val="bottom"/>
+          </w:tcPr>
+          <w:p>
+            <w:pPr>
+              <w:keepNext w:val="0"/>
+              <w:keepLines w:val="0"/>
+              <w:widowControl/>
+              <w:suppressLineNumbers w:val="0"/>
+              <w:jc w:val="left"/>
+              <w:textAlignment w:val="bottom"/>
+              <w:rPr>
+                <w:rFonts w:hint="eastAsia" w:ascii="等线" w:hAnsi="等线" w:eastAsia="等线" w:cs="等线"/>
+                <w:i w:val="0"/>
+                <w:iCs w:val="0"/>
+                <w:color w:val="000000"/>
+                <w:sz w:val="22"/>
+                <w:szCs w:val="22"/>
+                <w:u w:val="none"/>
+              </w:rPr>
+            </w:pPr>
+            <w:r>
+              <w:rPr>
+                <w:rFonts w:hint="eastAsia" w:ascii="等线" w:hAnsi="等线" w:eastAsia="等线" w:cs="等线"/>
+                <w:i w:val="0"/>
+                <w:iCs w:val="0"/>
+                <w:color w:val="000000"/>
+                <w:kern w:val="0"/>
+                <w:sz w:val="22"/>
+                <w:szCs w:val="22"/>
+                <w:u w:val="none"/>
+                <w:lang w:val="en-US" w:eastAsia="zh-CN" w:bidi="ar"/>
+              </w:rPr>
+              <w:t>济宁</w:t>
+            </w:r>
+          </w:p>
+        </w:tc>
+      </w:tr>
+      <w:tr>
+        <w:tblPrEx>
+          <w:tblBorders>
+            <w:top w:val="none" w:color="auto" w:sz="0" w:space="0"/>
+            <w:left w:val="none" w:color="auto" w:sz="0" w:space="0"/>
+            <w:bottom w:val="none" w:color="auto" w:sz="0" w:space="0"/>
+            <w:right w:val="none" w:color="auto" w:sz="0" w:space="0"/>
+            <w:insideH w:val="none" w:color="auto" w:sz="0" w:space="0"/>
+            <w:insideV w:val="none" w:color="auto" w:sz="0" w:space="0"/>
+          </w:tblBorders>
+          <w:shd w:val="clear" w:color="auto" w:fill="auto"/>
+          <w:tblCellMar>
+            <w:top w:w="0" w:type="dxa"/>
+            <w:left w:w="108" w:type="dxa"/>
+            <w:bottom w:w="0" w:type="dxa"/>
+            <w:right w:w="108" w:type="dxa"/>
+          </w:tblCellMar>
+        </w:tblPrEx>
+        <w:trPr>
+          <w:trHeight w:val="280" w:hRule="atLeast"/>
+        </w:trPr>
+        <w:tc>
+          <w:tcPr>
+            <w:tcW w:w="1080" w:type="dxa"/>
+            <w:tcBorders>
+              <w:top w:val="nil"/>
+              <w:left w:val="nil"/>
+              <w:bottom w:val="nil"/>
+              <w:right w:val="nil"/>
+            </w:tcBorders>
+            <w:shd w:val="clear" w:color="auto" w:fill="auto"/>
+            <w:noWrap/>
+            <w:vAlign w:val="bottom"/>
+          </w:tcPr>
+          <w:p>
+            <w:pPr>
+              <w:keepNext w:val="0"/>
+              <w:keepLines w:val="0"/>
+              <w:widowControl/>
+              <w:suppressLineNumbers w:val="0"/>
+              <w:jc w:val="left"/>
+              <w:textAlignment w:val="bottom"/>
+              <w:rPr>
+                <w:rFonts w:hint="eastAsia" w:ascii="等线" w:hAnsi="等线" w:eastAsia="等线" w:cs="等线"/>
+                <w:i w:val="0"/>
+                <w:iCs w:val="0"/>
+                <w:color w:val="000000"/>
+                <w:sz w:val="22"/>
+                <w:szCs w:val="22"/>
+                <w:u w:val="none"/>
+              </w:rPr>
+            </w:pPr>
+            <w:r>
+              <w:rPr>
+                <w:rFonts w:hint="eastAsia" w:ascii="等线" w:hAnsi="等线" w:eastAsia="等线" w:cs="等线"/>
+                <w:i w:val="0"/>
+                <w:iCs w:val="0"/>
+                <w:color w:val="000000"/>
+                <w:kern w:val="0"/>
+                <w:sz w:val="22"/>
+                <w:szCs w:val="22"/>
+                <w:u w:val="none"/>
+                <w:lang w:val="en-US" w:eastAsia="zh-CN" w:bidi="ar"/>
+              </w:rPr>
+              <w:t>泰安</w:t>
+            </w:r>
+          </w:p>
+        </w:tc>
+      </w:tr>
+      <w:tr>
+        <w:tblPrEx>
+          <w:tblBorders>
+            <w:top w:val="none" w:color="auto" w:sz="0" w:space="0"/>
+            <w:left w:val="none" w:color="auto" w:sz="0" w:space="0"/>
+            <w:bottom w:val="none" w:color="auto" w:sz="0" w:space="0"/>
+            <w:right w:val="none" w:color="auto" w:sz="0" w:space="0"/>
+            <w:insideH w:val="none" w:color="auto" w:sz="0" w:space="0"/>
+            <w:insideV w:val="none" w:color="auto" w:sz="0" w:space="0"/>
+          </w:tblBorders>
+          <w:shd w:val="clear" w:color="auto" w:fill="auto"/>
+          <w:tblCellMar>
+            <w:top w:w="0" w:type="dxa"/>
+            <w:left w:w="108" w:type="dxa"/>
+            <w:bottom w:w="0" w:type="dxa"/>
+            <w:right w:w="108" w:type="dxa"/>
+          </w:tblCellMar>
+        </w:tblPrEx>
+        <w:trPr>
+          <w:trHeight w:val="280" w:hRule="atLeast"/>
+        </w:trPr>
+        <w:tc>
+          <w:tcPr>
+            <w:tcW w:w="1080" w:type="dxa"/>
+            <w:tcBorders>
+              <w:top w:val="nil"/>
+              <w:left w:val="nil"/>
+              <w:bottom w:val="nil"/>
+              <w:right w:val="nil"/>
+            </w:tcBorders>
+            <w:shd w:val="clear" w:color="auto" w:fill="auto"/>
+            <w:noWrap/>
+            <w:vAlign w:val="bottom"/>
+          </w:tcPr>
+          <w:p>
+            <w:pPr>
+              <w:keepNext w:val="0"/>
+              <w:keepLines w:val="0"/>
+              <w:widowControl/>
+              <w:suppressLineNumbers w:val="0"/>
+              <w:jc w:val="left"/>
+              <w:textAlignment w:val="bottom"/>
+              <w:rPr>
+                <w:rFonts w:hint="eastAsia" w:ascii="等线" w:hAnsi="等线" w:eastAsia="等线" w:cs="等线"/>
+                <w:i w:val="0"/>
+                <w:iCs w:val="0"/>
+                <w:color w:val="000000"/>
+                <w:sz w:val="22"/>
+                <w:szCs w:val="22"/>
+                <w:u w:val="none"/>
+              </w:rPr>
+            </w:pPr>
+            <w:r>
+              <w:rPr>
+                <w:rFonts w:hint="eastAsia" w:ascii="等线" w:hAnsi="等线" w:eastAsia="等线" w:cs="等线"/>
+                <w:i w:val="0"/>
+                <w:iCs w:val="0"/>
+                <w:color w:val="000000"/>
+                <w:kern w:val="0"/>
+                <w:sz w:val="22"/>
+                <w:szCs w:val="22"/>
+                <w:u w:val="none"/>
+                <w:lang w:val="en-US" w:eastAsia="zh-CN" w:bidi="ar"/>
+              </w:rPr>
+              <w:t>威海</w:t>
+            </w:r>
+          </w:p>
+        </w:tc>
+      </w:tr>
+      <w:tr>
+        <w:tblPrEx>
+          <w:tblBorders>
+            <w:top w:val="none" w:color="auto" w:sz="0" w:space="0"/>
+            <w:left w:val="none" w:color="auto" w:sz="0" w:space="0"/>
+            <w:bottom w:val="none" w:color="auto" w:sz="0" w:space="0"/>
+            <w:right w:val="none" w:color="auto" w:sz="0" w:space="0"/>
+            <w:insideH w:val="none" w:color="auto" w:sz="0" w:space="0"/>
+            <w:insideV w:val="none" w:color="auto" w:sz="0" w:space="0"/>
+          </w:tblBorders>
+          <w:shd w:val="clear" w:color="auto" w:fill="auto"/>
+          <w:tblCellMar>
+            <w:top w:w="0" w:type="dxa"/>
+            <w:left w:w="108" w:type="dxa"/>
+            <w:bottom w:w="0" w:type="dxa"/>
+            <w:right w:w="108" w:type="dxa"/>
+          </w:tblCellMar>
+        </w:tblPrEx>
+        <w:trPr>
+          <w:trHeight w:val="280" w:hRule="atLeast"/>
+        </w:trPr>
+        <w:tc>
+          <w:tcPr>
+            <w:tcW w:w="1080" w:type="dxa"/>
+            <w:tcBorders>
+              <w:top w:val="nil"/>
+              <w:left w:val="nil"/>
+              <w:bottom w:val="nil"/>
+              <w:right w:val="nil"/>
+            </w:tcBorders>
+            <w:shd w:val="clear" w:color="auto" w:fill="auto"/>
+            <w:noWrap/>
+            <w:vAlign w:val="bottom"/>
+          </w:tcPr>
+          <w:p>
+            <w:pPr>
+              <w:keepNext w:val="0"/>
+              <w:keepLines w:val="0"/>
+              <w:widowControl/>
+              <w:suppressLineNumbers w:val="0"/>
+              <w:jc w:val="left"/>
+              <w:textAlignment w:val="bottom"/>
+              <w:rPr>
+                <w:rFonts w:hint="eastAsia" w:ascii="等线" w:hAnsi="等线" w:eastAsia="等线" w:cs="等线"/>
+                <w:i w:val="0"/>
+                <w:iCs w:val="0"/>
+                <w:color w:val="000000"/>
+                <w:sz w:val="22"/>
+                <w:szCs w:val="22"/>
+                <w:u w:val="none"/>
+              </w:rPr>
+            </w:pPr>
+            <w:r>
+              <w:rPr>
+                <w:rFonts w:hint="eastAsia" w:ascii="等线" w:hAnsi="等线" w:eastAsia="等线" w:cs="等线"/>
+                <w:i w:val="0"/>
+                <w:iCs w:val="0"/>
+                <w:color w:val="000000"/>
+                <w:kern w:val="0"/>
+                <w:sz w:val="22"/>
+                <w:szCs w:val="22"/>
+                <w:u w:val="none"/>
+                <w:lang w:val="en-US" w:eastAsia="zh-CN" w:bidi="ar"/>
+              </w:rPr>
+              <w:t>日照</w:t>
+            </w:r>
+          </w:p>
+        </w:tc>
+      </w:tr>
+      <w:tr>
+        <w:tblPrEx>
+          <w:tblBorders>
+            <w:top w:val="none" w:color="auto" w:sz="0" w:space="0"/>
+            <w:left w:val="none" w:color="auto" w:sz="0" w:space="0"/>
+            <w:bottom w:val="none" w:color="auto" w:sz="0" w:space="0"/>
+            <w:right w:val="none" w:color="auto" w:sz="0" w:space="0"/>
+            <w:insideH w:val="none" w:color="auto" w:sz="0" w:space="0"/>
+            <w:insideV w:val="none" w:color="auto" w:sz="0" w:space="0"/>
+          </w:tblBorders>
+          <w:shd w:val="clear" w:color="auto" w:fill="auto"/>
+          <w:tblCellMar>
+            <w:top w:w="0" w:type="dxa"/>
+            <w:left w:w="108" w:type="dxa"/>
+            <w:bottom w:w="0" w:type="dxa"/>
+            <w:right w:w="108" w:type="dxa"/>
+          </w:tblCellMar>
+        </w:tblPrEx>
+        <w:trPr>
+          <w:trHeight w:val="280" w:hRule="atLeast"/>
+        </w:trPr>
+        <w:tc>
+          <w:tcPr>
+            <w:tcW w:w="1080" w:type="dxa"/>
+            <w:tcBorders>
+              <w:top w:val="nil"/>
+              <w:left w:val="nil"/>
+              <w:bottom w:val="nil"/>
+              <w:right w:val="nil"/>
+            </w:tcBorders>
+            <w:shd w:val="clear" w:color="auto" w:fill="auto"/>
+            <w:noWrap/>
+            <w:vAlign w:val="bottom"/>
+          </w:tcPr>
+          <w:p>
+            <w:pPr>
+              <w:keepNext w:val="0"/>
+              <w:keepLines w:val="0"/>
+              <w:widowControl/>
+              <w:suppressLineNumbers w:val="0"/>
+              <w:jc w:val="left"/>
+              <w:textAlignment w:val="bottom"/>
+              <w:rPr>
+                <w:rFonts w:hint="eastAsia" w:ascii="等线" w:hAnsi="等线" w:eastAsia="等线" w:cs="等线"/>
+                <w:i w:val="0"/>
+                <w:iCs w:val="0"/>
+                <w:color w:val="000000"/>
+                <w:sz w:val="22"/>
+                <w:szCs w:val="22"/>
+                <w:u w:val="none"/>
+              </w:rPr>
+            </w:pPr>
+            <w:r>
+              <w:rPr>
+                <w:rFonts w:hint="eastAsia" w:ascii="等线" w:hAnsi="等线" w:eastAsia="等线" w:cs="等线"/>
+                <w:i w:val="0"/>
+                <w:iCs w:val="0"/>
+                <w:color w:val="000000"/>
+                <w:kern w:val="0"/>
+                <w:sz w:val="22"/>
+                <w:szCs w:val="22"/>
+                <w:u w:val="none"/>
+                <w:lang w:val="en-US" w:eastAsia="zh-CN" w:bidi="ar"/>
+              </w:rPr>
+              <w:t>临沂</w:t>
+            </w:r>
+          </w:p>
+        </w:tc>
+      </w:tr>
+      <w:tr>
+        <w:tblPrEx>
+          <w:tblBorders>
+            <w:top w:val="none" w:color="auto" w:sz="0" w:space="0"/>
+            <w:left w:val="none" w:color="auto" w:sz="0" w:space="0"/>
+            <w:bottom w:val="none" w:color="auto" w:sz="0" w:space="0"/>
+            <w:right w:val="none" w:color="auto" w:sz="0" w:space="0"/>
+            <w:insideH w:val="none" w:color="auto" w:sz="0" w:space="0"/>
+            <w:insideV w:val="none" w:color="auto" w:sz="0" w:space="0"/>
+          </w:tblBorders>
+          <w:shd w:val="clear" w:color="auto" w:fill="auto"/>
+          <w:tblCellMar>
+            <w:top w:w="0" w:type="dxa"/>
+            <w:left w:w="108" w:type="dxa"/>
+            <w:bottom w:w="0" w:type="dxa"/>
+            <w:right w:w="108" w:type="dxa"/>
+          </w:tblCellMar>
+        </w:tblPrEx>
+        <w:trPr>
+          <w:trHeight w:val="280" w:hRule="atLeast"/>
+        </w:trPr>
+        <w:tc>
+          <w:tcPr>
+            <w:tcW w:w="1080" w:type="dxa"/>
+            <w:tcBorders>
+              <w:top w:val="nil"/>
+              <w:left w:val="nil"/>
+              <w:bottom w:val="nil"/>
+              <w:right w:val="nil"/>
+            </w:tcBorders>
+            <w:shd w:val="clear" w:color="auto" w:fill="auto"/>
+            <w:noWrap/>
+            <w:vAlign w:val="bottom"/>
+          </w:tcPr>
+          <w:p>
+            <w:pPr>
+              <w:keepNext w:val="0"/>
+              <w:keepLines w:val="0"/>
+              <w:widowControl/>
+              <w:suppressLineNumbers w:val="0"/>
+              <w:jc w:val="left"/>
+              <w:textAlignment w:val="bottom"/>
+              <w:rPr>
+                <w:rFonts w:hint="eastAsia" w:ascii="等线" w:hAnsi="等线" w:eastAsia="等线" w:cs="等线"/>
+                <w:i w:val="0"/>
+                <w:iCs w:val="0"/>
+                <w:color w:val="000000"/>
+                <w:sz w:val="22"/>
+                <w:szCs w:val="22"/>
+                <w:u w:val="none"/>
+              </w:rPr>
+            </w:pPr>
+            <w:r>
+              <w:rPr>
+                <w:rFonts w:hint="eastAsia" w:ascii="等线" w:hAnsi="等线" w:eastAsia="等线" w:cs="等线"/>
+                <w:i w:val="0"/>
+                <w:iCs w:val="0"/>
+                <w:color w:val="000000"/>
+                <w:kern w:val="0"/>
+                <w:sz w:val="22"/>
+                <w:szCs w:val="22"/>
+                <w:u w:val="none"/>
+                <w:lang w:val="en-US" w:eastAsia="zh-CN" w:bidi="ar"/>
+              </w:rPr>
+              <w:t>德州</w:t>
+            </w:r>
+          </w:p>
+        </w:tc>
+      </w:tr>
+      <w:tr>
+        <w:tblPrEx>
+          <w:tblBorders>
+            <w:top w:val="none" w:color="auto" w:sz="0" w:space="0"/>
+            <w:left w:val="none" w:color="auto" w:sz="0" w:space="0"/>
+            <w:bottom w:val="none" w:color="auto" w:sz="0" w:space="0"/>
+            <w:right w:val="none" w:color="auto" w:sz="0" w:space="0"/>
+            <w:insideH w:val="none" w:color="auto" w:sz="0" w:space="0"/>
+            <w:insideV w:val="none" w:color="auto" w:sz="0" w:space="0"/>
+          </w:tblBorders>
+          <w:shd w:val="clear" w:color="auto" w:fill="auto"/>
+          <w:tblCellMar>
+            <w:top w:w="0" w:type="dxa"/>
+            <w:left w:w="108" w:type="dxa"/>
+            <w:bottom w:w="0" w:type="dxa"/>
+            <w:right w:w="108" w:type="dxa"/>
+          </w:tblCellMar>
+        </w:tblPrEx>
+        <w:trPr>
+          <w:trHeight w:val="280" w:hRule="atLeast"/>
+        </w:trPr>
+        <w:tc>
+          <w:tcPr>
+            <w:tcW w:w="1080" w:type="dxa"/>
+            <w:tcBorders>
+              <w:top w:val="nil"/>
+              <w:left w:val="nil"/>
+              <w:bottom w:val="nil"/>
+              <w:right w:val="nil"/>
+            </w:tcBorders>
+            <w:shd w:val="clear" w:color="auto" w:fill="auto"/>
+            <w:noWrap/>
+            <w:vAlign w:val="bottom"/>
+          </w:tcPr>
+          <w:p>
+            <w:pPr>
+              <w:keepNext w:val="0"/>
+              <w:keepLines w:val="0"/>
+              <w:widowControl/>
+              <w:suppressLineNumbers w:val="0"/>
+              <w:jc w:val="left"/>
+              <w:textAlignment w:val="bottom"/>
+              <w:rPr>
+                <w:rFonts w:hint="eastAsia" w:ascii="等线" w:hAnsi="等线" w:eastAsia="等线" w:cs="等线"/>
+                <w:i w:val="0"/>
+                <w:iCs w:val="0"/>
+                <w:color w:val="000000"/>
+                <w:sz w:val="22"/>
+                <w:szCs w:val="22"/>
+                <w:u w:val="none"/>
+              </w:rPr>
+            </w:pPr>
+            <w:r>
+              <w:rPr>
+                <w:rFonts w:hint="eastAsia" w:ascii="等线" w:hAnsi="等线" w:eastAsia="等线" w:cs="等线"/>
+                <w:i w:val="0"/>
+                <w:iCs w:val="0"/>
+                <w:color w:val="000000"/>
+                <w:kern w:val="0"/>
+                <w:sz w:val="22"/>
+                <w:szCs w:val="22"/>
+                <w:u w:val="none"/>
+                <w:lang w:val="en-US" w:eastAsia="zh-CN" w:bidi="ar"/>
+              </w:rPr>
+              <w:t>聊城</w:t>
+            </w:r>
+          </w:p>
+        </w:tc>
+      </w:tr>
+      <w:tr>
+        <w:tblPrEx>
+          <w:tblBorders>
+            <w:top w:val="none" w:color="auto" w:sz="0" w:space="0"/>
+            <w:left w:val="none" w:color="auto" w:sz="0" w:space="0"/>
+            <w:bottom w:val="none" w:color="auto" w:sz="0" w:space="0"/>
+            <w:right w:val="none" w:color="auto" w:sz="0" w:space="0"/>
+            <w:insideH w:val="none" w:color="auto" w:sz="0" w:space="0"/>
+            <w:insideV w:val="none" w:color="auto" w:sz="0" w:space="0"/>
+          </w:tblBorders>
+          <w:shd w:val="clear" w:color="auto" w:fill="auto"/>
+          <w:tblCellMar>
+            <w:top w:w="0" w:type="dxa"/>
+            <w:left w:w="108" w:type="dxa"/>
+            <w:bottom w:w="0" w:type="dxa"/>
+            <w:right w:w="108" w:type="dxa"/>
+          </w:tblCellMar>
+        </w:tblPrEx>
+        <w:trPr>
+          <w:trHeight w:val="280" w:hRule="atLeast"/>
+        </w:trPr>
+        <w:tc>
+          <w:tcPr>
+            <w:tcW w:w="1080" w:type="dxa"/>
+            <w:tcBorders>
+              <w:top w:val="nil"/>
+              <w:left w:val="nil"/>
+              <w:bottom w:val="nil"/>
+              <w:right w:val="nil"/>
+            </w:tcBorders>
+            <w:shd w:val="clear" w:color="auto" w:fill="auto"/>
+            <w:noWrap/>
+            <w:vAlign w:val="bottom"/>
+          </w:tcPr>
+          <w:p>
+            <w:pPr>
+              <w:keepNext w:val="0"/>
+              <w:keepLines w:val="0"/>
+              <w:widowControl/>
+              <w:suppressLineNumbers w:val="0"/>
+              <w:jc w:val="left"/>
+              <w:textAlignment w:val="bottom"/>
+              <w:rPr>
+                <w:rFonts w:hint="eastAsia" w:ascii="等线" w:hAnsi="等线" w:eastAsia="等线" w:cs="等线"/>
+                <w:i w:val="0"/>
+                <w:iCs w:val="0"/>
+                <w:color w:val="000000"/>
+                <w:sz w:val="22"/>
+                <w:szCs w:val="22"/>
+                <w:u w:val="none"/>
+              </w:rPr>
+            </w:pPr>
+            <w:r>
+              <w:rPr>
+                <w:rFonts w:hint="eastAsia" w:ascii="等线" w:hAnsi="等线" w:eastAsia="等线" w:cs="等线"/>
+                <w:i w:val="0"/>
+                <w:iCs w:val="0"/>
+                <w:color w:val="000000"/>
+                <w:kern w:val="0"/>
+                <w:sz w:val="22"/>
+                <w:szCs w:val="22"/>
+                <w:u w:val="none"/>
+                <w:lang w:val="en-US" w:eastAsia="zh-CN" w:bidi="ar"/>
+              </w:rPr>
+              <w:t>滨州</w:t>
+            </w:r>
+          </w:p>
+        </w:tc>
+      </w:tr>
+      <w:tr>
+        <w:tblPrEx>
+          <w:tblBorders>
+            <w:top w:val="none" w:color="auto" w:sz="0" w:space="0"/>
+            <w:left w:val="none" w:color="auto" w:sz="0" w:space="0"/>
+            <w:bottom w:val="none" w:color="auto" w:sz="0" w:space="0"/>
+            <w:right w:val="none" w:color="auto" w:sz="0" w:space="0"/>
+            <w:insideH w:val="none" w:color="auto" w:sz="0" w:space="0"/>
+            <w:insideV w:val="none" w:color="auto" w:sz="0" w:space="0"/>
+          </w:tblBorders>
+          <w:shd w:val="clear" w:color="auto" w:fill="auto"/>
+          <w:tblCellMar>
+            <w:top w:w="0" w:type="dxa"/>
+            <w:left w:w="108" w:type="dxa"/>
+            <w:bottom w:w="0" w:type="dxa"/>
+            <w:right w:w="108" w:type="dxa"/>
+          </w:tblCellMar>
+        </w:tblPrEx>
+        <w:trPr>
+          <w:trHeight w:val="280" w:hRule="atLeast"/>
+        </w:trPr>
+        <w:tc>
+          <w:tcPr>
+            <w:tcW w:w="1080" w:type="dxa"/>
+            <w:tcBorders>
+              <w:top w:val="nil"/>
+              <w:left w:val="nil"/>
+              <w:bottom w:val="nil"/>
+              <w:right w:val="nil"/>
+            </w:tcBorders>
+            <w:shd w:val="clear" w:color="auto" w:fill="auto"/>
+            <w:noWrap/>
+            <w:vAlign w:val="bottom"/>
+          </w:tcPr>
+          <w:p>
+            <w:pPr>
+              <w:keepNext w:val="0"/>
+              <w:keepLines w:val="0"/>
+              <w:widowControl/>
+              <w:suppressLineNumbers w:val="0"/>
+              <w:jc w:val="left"/>
+              <w:textAlignment w:val="bottom"/>
+              <w:rPr>
+                <w:rFonts w:hint="eastAsia" w:ascii="等线" w:hAnsi="等线" w:eastAsia="等线" w:cs="等线"/>
+                <w:i w:val="0"/>
+                <w:iCs w:val="0"/>
+                <w:color w:val="000000"/>
+                <w:sz w:val="22"/>
+                <w:szCs w:val="22"/>
+                <w:u w:val="none"/>
+              </w:rPr>
+            </w:pPr>
+            <w:r>
+              <w:rPr>
+                <w:rFonts w:hint="eastAsia" w:ascii="等线" w:hAnsi="等线" w:eastAsia="等线" w:cs="等线"/>
+                <w:i w:val="0"/>
+                <w:iCs w:val="0"/>
+                <w:color w:val="000000"/>
+                <w:kern w:val="0"/>
+                <w:sz w:val="22"/>
+                <w:szCs w:val="22"/>
+                <w:u w:val="none"/>
+                <w:lang w:val="en-US" w:eastAsia="zh-CN" w:bidi="ar"/>
+              </w:rPr>
+              <w:t>菏泽</w:t>
+            </w:r>
+          </w:p>
+        </w:tc>
+      </w:tr>
+      <w:tr>
+        <w:tblPrEx>
+          <w:tblBorders>
+            <w:top w:val="none" w:color="auto" w:sz="0" w:space="0"/>
+            <w:left w:val="none" w:color="auto" w:sz="0" w:space="0"/>
+            <w:bottom w:val="none" w:color="auto" w:sz="0" w:space="0"/>
+            <w:right w:val="none" w:color="auto" w:sz="0" w:space="0"/>
+            <w:insideH w:val="none" w:color="auto" w:sz="0" w:space="0"/>
+            <w:insideV w:val="none" w:color="auto" w:sz="0" w:space="0"/>
+          </w:tblBorders>
+          <w:shd w:val="clear" w:color="auto" w:fill="auto"/>
+          <w:tblCellMar>
+            <w:top w:w="0" w:type="dxa"/>
+            <w:left w:w="108" w:type="dxa"/>
+            <w:bottom w:w="0" w:type="dxa"/>
+            <w:right w:w="108" w:type="dxa"/>
+          </w:tblCellMar>
+        </w:tblPrEx>
+        <w:trPr>
+          <w:trHeight w:val="280" w:hRule="atLeast"/>
+        </w:trPr>
+        <w:tc>
+          <w:tcPr>
+            <w:tcW w:w="1080" w:type="dxa"/>
+            <w:tcBorders>
+              <w:top w:val="nil"/>
+              <w:left w:val="nil"/>
+              <w:bottom w:val="nil"/>
+              <w:right w:val="nil"/>
+            </w:tcBorders>
+            <w:shd w:val="clear" w:color="auto" w:fill="auto"/>
+            <w:noWrap/>
+            <w:vAlign w:val="bottom"/>
+          </w:tcPr>
+          <w:p>
+            <w:pPr>
+              <w:keepNext w:val="0"/>
+              <w:keepLines w:val="0"/>
+              <w:widowControl/>
+              <w:suppressLineNumbers w:val="0"/>
+              <w:jc w:val="left"/>
+              <w:textAlignment w:val="bottom"/>
+              <w:rPr>
+                <w:rFonts w:hint="eastAsia" w:ascii="等线" w:hAnsi="等线" w:eastAsia="等线" w:cs="等线"/>
+                <w:i w:val="0"/>
+                <w:iCs w:val="0"/>
+                <w:color w:val="000000"/>
+                <w:sz w:val="22"/>
+                <w:szCs w:val="22"/>
+                <w:u w:val="none"/>
+              </w:rPr>
+            </w:pPr>
+            <w:r>
+              <w:rPr>
+                <w:rFonts w:hint="eastAsia" w:ascii="等线" w:hAnsi="等线" w:eastAsia="等线" w:cs="等线"/>
+                <w:i w:val="0"/>
+                <w:iCs w:val="0"/>
+                <w:color w:val="000000"/>
+                <w:kern w:val="0"/>
+                <w:sz w:val="22"/>
+                <w:szCs w:val="22"/>
+                <w:u w:val="none"/>
+                <w:lang w:val="en-US" w:eastAsia="zh-CN" w:bidi="ar"/>
+              </w:rPr>
+              <w:t>全省</w:t>
+            </w:r>
+          </w:p>
+        </w:tc>
+      </w:tr>
+    </w:tbl>
+    <w:p>
+      <w:pPr>
+        <w:rPr>
+          <w:rFonts w:hint="default"/>
+          <w:lang w:val="en-US" w:eastAsia="zh-CN"/>
+        </w:rPr>
+      </w:pPr>
+    </w:p>
+    <w:p>
+      <w:pPr>
+        <w:rPr>
+          <w:rFonts w:hint="default"/>
+          <w:lang w:val="en-US" w:eastAsia="zh-CN"/>
+        </w:rPr>
+      </w:pPr>
+    </w:p>
+    <w:p>
+      <w:pPr>
+        <w:rPr>
+          <w:rFonts w:hint="default"/>
+          <w:lang w:val="en-US" w:eastAsia="zh-CN"/>
+        </w:rPr>
+      </w:pPr>
+    </w:p>
+    <w:p>
+      <w:pPr>
+        <w:rPr>
+          <w:rFonts w:hint="default"/>
+          <w:lang w:val="en-US" w:eastAsia="zh-CN"/>
+        </w:rPr>
+      </w:pPr>
+    </w:p>
+    <w:p>
+      <w:pPr>
+        <w:rPr>
+          <w:rFonts w:hint="default"/>
+          <w:lang w:val="en-US" w:eastAsia="zh-CN"/>
+        </w:rPr>
+      </w:pPr>
+    </w:p>
+    <w:p>
+      <w:pPr>
+        <w:rPr>
+          <w:rFonts w:hint="default"/>
+          <w:lang w:val="en-US" w:eastAsia="zh-CN"/>
+        </w:rPr>
+      </w:pPr>
+    </w:p>
+    <w:p>
+      <w:pPr>
+        <w:rPr>
+          <w:rFonts w:hint="default"/>
+          <w:lang w:val="en-US" w:eastAsia="zh-CN"/>
+        </w:rPr>
+      </w:pPr>
+    </w:p>
+    <w:p>
+      <w:pPr>
+        <w:rPr>
+          <w:rFonts w:hint="default"/>
+          <w:lang w:val="en-US" w:eastAsia="zh-CN"/>
+        </w:rPr>
+      </w:pPr>
+    </w:p>
+    <w:p>
+      <w:pPr>
+        <w:rPr>
+          <w:rFonts w:hint="default"/>
+          <w:lang w:val="en-US" w:eastAsia="zh-CN"/>
+        </w:rPr>
+      </w:pPr>
+    </w:p>
+    <w:p>
+      <w:pPr>
+        <w:rPr>
+          <w:rFonts w:hint="default"/>
+          <w:lang w:val="en-US" w:eastAsia="zh-CN"/>
+        </w:rPr>
+      </w:pPr>
+    </w:p>
+    <w:p>
+      <w:pPr>
+        <w:rPr>
+          <w:rFonts w:hint="default"/>
+          <w:lang w:val="en-US" w:eastAsia="zh-CN"/>
+        </w:rPr>
+      </w:pPr>
+    </w:p>
+    <w:p>
+      <w:pPr>
+        <w:rPr>
+          <w:rFonts w:hint="default"/>
+          <w:lang w:val="en-US" w:eastAsia="zh-CN"/>
+        </w:rPr>
+      </w:pPr>
+    </w:p>
+    <w:p>
+      <w:pPr>
+        <w:rPr>
+          <w:rFonts w:hint="default"/>
+          <w:lang w:val="en-US" w:eastAsia="zh-CN"/>
+        </w:rPr>
+      </w:pPr>
+    </w:p>
+    <w:p>
+      <w:pPr>
+        <w:rPr>
+          <w:rFonts w:hint="default"/>
+          <w:lang w:val="en-US" w:eastAsia="zh-CN"/>
+        </w:rPr>
+      </w:pPr>
+    </w:p>
+    <w:p>
+      <w:pPr>
+        <w:rPr>
+          <w:rFonts w:hint="default"/>
+          <w:lang w:val="en-US" w:eastAsia="zh-CN"/>
+        </w:rPr>
+      </w:pPr>
+    </w:p>
+    <w:p>
+      <w:pPr>
+        <w:rPr>
+          <w:rFonts w:hint="default"/>
+          <w:lang w:val="en-US" w:eastAsia="zh-CN"/>
+        </w:rPr>
+      </w:pPr>
+    </w:p>
+    <w:p>
+      <w:pPr>
+        <w:rPr>
+          <w:rFonts w:hint="default"/>
+          <w:lang w:val="en-US" w:eastAsia="zh-CN"/>
+        </w:rPr>
+      </w:pPr>
+    </w:p>
+    <w:p>
+      <w:pPr>
+        <w:rPr>
+          <w:rFonts w:hint="default"/>
+          <w:lang w:val="en-US" w:eastAsia="zh-CN"/>
+        </w:rPr>
+      </w:pPr>
+    </w:p>
+    <w:p>
+      <w:pPr>
+        <w:rPr>
+          <w:rFonts w:hint="default"/>
+          <w:lang w:val="en-US" w:eastAsia="zh-CN"/>
+        </w:rPr>
+      </w:pPr>
+    </w:p>
+    <w:p>
+      <w:pPr>
+        <w:rPr>
+          <w:rFonts w:hint="default"/>
+          <w:lang w:val="en-US" w:eastAsia="zh-CN"/>
+        </w:rPr>
+      </w:pPr>
+    </w:p>
+    <w:p>
+      <w:pPr>
+        <w:rPr>
+          <w:rFonts w:hint="default"/>
+          <w:lang w:val="en-US" w:eastAsia="zh-CN"/>
+        </w:rPr>
+      </w:pPr>
+      <w:r>
+        <w:rPr>
+          <w:rFonts w:hint="default"/>
+          <w:lang w:val="en-US" w:eastAsia="zh-CN"/>
+        </w:rPr>
+        <w:t>图2-15 当年创新驱动指数较上年提高百分点</w:t>
+      </w:r>
+    </w:p>
+    <w:p>
+      <w:pPr>
+        <w:rPr>
+          <w:rFonts w:hint="eastAsia"/>
+          <w:lang w:val="en-US" w:eastAsia="zh-CN"/>
+        </w:rPr>
+      </w:pPr>
+      <w:r>
+        <w:rPr>
+          <w:rFonts w:hint="eastAsia"/>
+          <w:lang w:val="en-US" w:eastAsia="zh-CN"/>
+        </w:rPr>
+        <w:t>根据2-14数据重新计算</w:t>
+      </w:r>
+    </w:p>
+    <w:p>
+      <w:pPr>
+        <w:rPr>
+          <w:rFonts w:hint="eastAsia"/>
+          <w:lang w:val="en-US" w:eastAsia="zh-CN"/>
+        </w:rPr>
+      </w:pPr>
+    </w:p>
+    <w:p>
+      <w:pPr>
+        <w:rPr>
+          <w:rFonts w:hint="eastAsia"/>
+          <w:lang w:val="en-US" w:eastAsia="zh-CN"/>
+        </w:rPr>
+      </w:pPr>
+    </w:p>
+    <w:p>
+      <w:pPr>
+        <w:rPr>
+          <w:rFonts w:hint="default"/>
+          <w:lang w:val="en-US" w:eastAsia="zh-CN"/>
+        </w:rPr>
+      </w:pPr>
+      <w:r>
+        <w:rPr>
+          <w:rFonts w:hint="default" w:ascii="仿宋_GB2312" w:hAnsi="仿宋_GB2312" w:eastAsia="仿宋_GB2312" w:cs="仿宋_GB2312"/>
+          <w:color w:val="333333"/>
+          <w:kern w:val="0"/>
+          <w:sz w:val="24"/>
+          <w:szCs w:val="24"/>
+          <w:lang w:val="en-US" w:eastAsia="zh-CN" w:bidi="ar"/>
+        </w:rPr>
+        <w:t>区域综合科技创新水平分析</w:t>
+      </w:r>
+      <w:r>
+        <w:rPr>
+          <w:rFonts w:hint="eastAsia" w:ascii="仿宋_GB2312" w:hAnsi="仿宋_GB2312" w:eastAsia="仿宋_GB2312" w:cs="仿宋_GB2312"/>
+          <w:color w:val="333333"/>
+          <w:kern w:val="0"/>
+          <w:sz w:val="24"/>
+          <w:szCs w:val="24"/>
+          <w:lang w:val="en-US" w:eastAsia="zh-CN" w:bidi="ar"/>
+        </w:rPr>
+        <w:t>-16个地市（表3-1到表3-16）</w:t>
+      </w:r>
+    </w:p>
+    <w:p>
+      <w:pPr>
+        <w:rPr>
+          <w:rFonts w:hint="default"/>
+          <w:lang w:val="en-US" w:eastAsia="zh-CN"/>
+        </w:rPr>
+      </w:pPr>
+      <w:r>
+        <w:rPr>
+          <w:rFonts w:hint="default"/>
+          <w:lang w:val="en-US" w:eastAsia="zh-CN"/>
+        </w:rPr>
+        <w:t>2023年 的 创新驱动指数 和 总指数</w:t>
+      </w:r>
+      <w:r>
+        <w:rPr>
+          <w:rFonts w:hint="eastAsia"/>
+          <w:lang w:val="en-US" w:eastAsia="zh-CN"/>
+        </w:rPr>
+        <w:t xml:space="preserve"> ，2个数据均与原数据表不一致</w:t>
+      </w:r>
     </w:p>
     <w:sectPr>
       <w:pgSz w:w="11906" w:h="16838"/>
@@ -214,7 +3156,7 @@
   <w:docDefaults>
     <w:rPrDefault>
       <w:rPr>
-        <w:rFonts w:asciiTheme="minorHAnsi" w:hAnsiTheme="minorHAnsi" w:eastAsiaTheme="minorEastAsia" w:cstheme="minorBidi"/>
+        <w:rFonts w:ascii="Times New Roman" w:hAnsi="Times New Roman" w:eastAsia="宋体" w:cs="Times New Roman"/>
       </w:rPr>
     </w:rPrDefault>
     <w:pPrDefault/>
@@ -285,7 +3227,7 @@
     <w:lsdException w:qFormat="1" w:unhideWhenUsed="0" w:uiPriority="0" w:semiHidden="0" w:name="Title"/>
     <w:lsdException w:unhideWhenUsed="0" w:uiPriority="0" w:semiHidden="0" w:name="Closing"/>
     <w:lsdException w:unhideWhenUsed="0" w:uiPriority="0" w:semiHidden="0" w:name="Signature"/>
-    <w:lsdException w:unhideWhenUsed="0" w:uiPriority="0" w:name="Default Paragraph Font"/>
+    <w:lsdException w:qFormat="1" w:unhideWhenUsed="0" w:uiPriority="0" w:name="Default Paragraph Font"/>
     <w:lsdException w:unhideWhenUsed="0" w:uiPriority="0" w:semiHidden="0" w:name="Body Text"/>
     <w:lsdException w:unhideWhenUsed="0" w:uiPriority="0" w:semiHidden="0" w:name="Body Text Indent"/>
     <w:lsdException w:unhideWhenUsed="0" w:uiPriority="0" w:semiHidden="0" w:name="List Continue"/>
@@ -488,6 +3430,7 @@
   <w:style w:type="character" w:default="1" w:styleId="3">
     <w:name w:val="Default Paragraph Font"/>
     <w:semiHidden/>
+    <w:qFormat/>
     <w:uiPriority w:val="0"/>
   </w:style>
   <w:style w:type="table" w:default="1" w:styleId="2">
